--- a/SITP/DSA-Notes/M20_FAANG_InterviewPrep.docx
+++ b/SITP/DSA-Notes/M20_FAANG_InterviewPrep.docx
@@ -60,7 +60,7 @@
         </w:p>
       </w:sdtContent>
     </w:sdt>
-    <w:bookmarkStart w:id="31" w:name="X1eec0d07b97ed08e1ee70621282c7dba59ca800"/>
+    <w:bookmarkStart w:id="40" w:name="X1eec0d07b97ed08e1ee70621282c7dba59ca800"/>
     <w:p>
       <w:pPr>
         <w:pStyle w:val="Heading1"/>
@@ -227,7 +227,7 @@
         </w:pict>
       </w:r>
     </w:p>
-    <w:bookmarkStart w:id="13" w:name="the-universal-interview-framework"/>
+    <w:bookmarkStart w:id="16" w:name="the-universal-interview-framework"/>
     <w:p>
       <w:pPr>
         <w:pStyle w:val="Heading2"/>
@@ -650,6 +650,1103 @@
         <w:t xml:space="preserve">.</w:t>
       </w:r>
     </w:p>
+    <w:bookmarkEnd w:id="12"/>
+    <w:bookmarkStart w:id="13" w:name="X8cbe7ab852f6551076e7005bdb04a471d54a53e"/>
+    <w:p>
+      <w:pPr>
+        <w:pStyle w:val="Heading3"/>
+      </w:pPr>
+      <w:r>
+        <w:t xml:space="preserve">20.1a The Clarify → Brute → Optimize → Code → Test loop, expanded</w:t>
+      </w:r>
+    </w:p>
+    <w:p>
+      <w:pPr>
+        <w:pStyle w:val="FirstParagraph"/>
+      </w:pPr>
+      <w:r>
+        <w:t xml:space="preserve">Each step has a purpose and something the interviewer is</w:t>
+      </w:r>
+      <w:r>
+        <w:t xml:space="preserve"> </w:t>
+      </w:r>
+      <w:r>
+        <w:rPr>
+          <w:i/>
+          <w:iCs/>
+        </w:rPr>
+        <w:t xml:space="preserve">scoring</w:t>
+      </w:r>
+      <w:r>
+        <w:t xml:space="preserve">. Here is what to</w:t>
+      </w:r>
+      <w:r>
+        <w:t xml:space="preserve"> </w:t>
+      </w:r>
+      <w:r>
+        <w:t xml:space="preserve">actually say and do at each one:</w:t>
+      </w:r>
+    </w:p>
+    <w:tbl>
+      <w:tblPr>
+        <w:tblStyle w:val="Table"/>
+        <w:tblW w:type="pct" w:w="5000"/>
+        <w:tblLayout w:type="fixed"/>
+        <w:tblLook w:firstRow="1" w:lastRow="0" w:firstColumn="0" w:lastColumn="0" w:noHBand="0" w:noVBand="0" w:val="0020"/>
+      </w:tblPr>
+      <w:tblGrid>
+        <w:gridCol w:w="2640"/>
+        <w:gridCol w:w="2640"/>
+        <w:gridCol w:w="2640"/>
+      </w:tblGrid>
+      <w:tr>
+        <w:trPr>
+          <w:tblHeader w:val="on"/>
+        </w:trPr>
+        <w:tc>
+          <w:tcPr/>
+          <w:p>
+            <w:pPr>
+              <w:pStyle w:val="Compact"/>
+            </w:pPr>
+            <w:r>
+              <w:t xml:space="preserve">Step</w:t>
+            </w:r>
+          </w:p>
+        </w:tc>
+        <w:tc>
+          <w:tcPr/>
+          <w:p>
+            <w:pPr>
+              <w:pStyle w:val="Compact"/>
+            </w:pPr>
+            <w:r>
+              <w:t xml:space="preserve">What you do (out loud)</w:t>
+            </w:r>
+          </w:p>
+        </w:tc>
+        <w:tc>
+          <w:tcPr/>
+          <w:p>
+            <w:pPr>
+              <w:pStyle w:val="Compact"/>
+            </w:pPr>
+            <w:r>
+              <w:t xml:space="preserve">What it scores</w:t>
+            </w:r>
+          </w:p>
+        </w:tc>
+      </w:tr>
+      <w:tr>
+        <w:tc>
+          <w:tcPr/>
+          <w:p>
+            <w:pPr>
+              <w:pStyle w:val="Compact"/>
+            </w:pPr>
+            <w:r>
+              <w:rPr>
+                <w:b/>
+                <w:bCs/>
+              </w:rPr>
+              <w:t xml:space="preserve">1. Clarify</w:t>
+            </w:r>
+          </w:p>
+        </w:tc>
+        <w:tc>
+          <w:tcPr/>
+          <w:p>
+            <w:pPr>
+              <w:pStyle w:val="Compact"/>
+            </w:pPr>
+            <w:r>
+              <w:t xml:space="preserve">Restate the problem in your words. Ask: input size/range? types? duplicates allowed? empty/negative/overflow? sorted? in-place needed? what to return on no answer?</w:t>
+            </w:r>
+          </w:p>
+        </w:tc>
+        <w:tc>
+          <w:tcPr/>
+          <w:p>
+            <w:pPr>
+              <w:pStyle w:val="Compact"/>
+            </w:pPr>
+            <w:r>
+              <w:t xml:space="preserve">you don’t code the wrong problem; you spot planted ambiguity</w:t>
+            </w:r>
+          </w:p>
+        </w:tc>
+      </w:tr>
+      <w:tr>
+        <w:tc>
+          <w:tcPr/>
+          <w:p>
+            <w:pPr>
+              <w:pStyle w:val="Compact"/>
+            </w:pPr>
+            <w:r>
+              <w:rPr>
+                <w:b/>
+                <w:bCs/>
+              </w:rPr>
+              <w:t xml:space="preserve">2. Examples</w:t>
+            </w:r>
+          </w:p>
+        </w:tc>
+        <w:tc>
+          <w:tcPr/>
+          <w:p>
+            <w:pPr>
+              <w:pStyle w:val="Compact"/>
+            </w:pPr>
+            <w:r>
+              <w:t xml:space="preserve">Walk one small input by hand; make one</w:t>
+            </w:r>
+            <w:r>
+              <w:t xml:space="preserve"> </w:t>
+            </w:r>
+            <w:r>
+              <w:rPr>
+                <w:b/>
+                <w:bCs/>
+              </w:rPr>
+              <w:t xml:space="preserve">edge</w:t>
+            </w:r>
+            <w:r>
+              <w:t xml:space="preserve"> </w:t>
+            </w:r>
+            <w:r>
+              <w:t xml:space="preserve">example too (empty, size 1).</w:t>
+            </w:r>
+          </w:p>
+        </w:tc>
+        <w:tc>
+          <w:tcPr/>
+          <w:p>
+            <w:pPr>
+              <w:pStyle w:val="Compact"/>
+            </w:pPr>
+            <w:r>
+              <w:t xml:space="preserve">shared understanding, catches misreads early</w:t>
+            </w:r>
+          </w:p>
+        </w:tc>
+      </w:tr>
+      <w:tr>
+        <w:tc>
+          <w:tcPr/>
+          <w:p>
+            <w:pPr>
+              <w:pStyle w:val="Compact"/>
+            </w:pPr>
+            <w:r>
+              <w:rPr>
+                <w:b/>
+                <w:bCs/>
+              </w:rPr>
+              <w:t xml:space="preserve">3. Brute force</w:t>
+            </w:r>
+          </w:p>
+        </w:tc>
+        <w:tc>
+          <w:tcPr/>
+          <w:p>
+            <w:pPr>
+              <w:pStyle w:val="Compact"/>
+            </w:pPr>
+            <w:r>
+              <w:t xml:space="preserve">State the obvious solution and</w:t>
+            </w:r>
+            <w:r>
+              <w:t xml:space="preserve"> </w:t>
+            </w:r>
+            <w:r>
+              <w:rPr>
+                <w:b/>
+                <w:bCs/>
+              </w:rPr>
+              <w:t xml:space="preserve">its complexity</w:t>
+            </w:r>
+            <w:r>
+              <w:t xml:space="preserve">, e.g. </w:t>
+            </w:r>
+            <w:r>
+              <w:t xml:space="preserve">“check all pairs, O(n²) time O(1) space.”</w:t>
+            </w:r>
+          </w:p>
+        </w:tc>
+        <w:tc>
+          <w:tcPr/>
+          <w:p>
+            <w:pPr>
+              <w:pStyle w:val="Compact"/>
+            </w:pPr>
+            <w:r>
+              <w:t xml:space="preserve">a baseline; shows you can always produce</w:t>
+            </w:r>
+            <w:r>
+              <w:t xml:space="preserve"> </w:t>
+            </w:r>
+            <w:r>
+              <w:rPr>
+                <w:i/>
+                <w:iCs/>
+              </w:rPr>
+              <w:t xml:space="preserve">something</w:t>
+            </w:r>
+          </w:p>
+        </w:tc>
+      </w:tr>
+      <w:tr>
+        <w:tc>
+          <w:tcPr/>
+          <w:p>
+            <w:pPr>
+              <w:pStyle w:val="Compact"/>
+            </w:pPr>
+            <w:r>
+              <w:rPr>
+                <w:b/>
+                <w:bCs/>
+              </w:rPr>
+              <w:t xml:space="preserve">4. Optimize</w:t>
+            </w:r>
+          </w:p>
+        </w:tc>
+        <w:tc>
+          <w:tcPr/>
+          <w:p>
+            <w:pPr>
+              <w:pStyle w:val="Compact"/>
+            </w:pPr>
+            <w:r>
+              <w:t xml:space="preserve">Name the bottleneck (</w:t>
+            </w:r>
+            <w:r>
+              <w:t xml:space="preserve">“the inner loop re-scans”</w:t>
+            </w:r>
+            <w:r>
+              <w:t xml:space="preserve">), name the</w:t>
+            </w:r>
+            <w:r>
+              <w:t xml:space="preserve"> </w:t>
+            </w:r>
+            <w:r>
+              <w:rPr>
+                <w:b/>
+                <w:bCs/>
+              </w:rPr>
+              <w:t xml:space="preserve">pattern</w:t>
+            </w:r>
+            <w:r>
+              <w:t xml:space="preserve"> </w:t>
+            </w:r>
+            <w:r>
+              <w:t xml:space="preserve">(</w:t>
+            </w:r>
+            <w:r>
+              <w:t xml:space="preserve">“this is a two-sum → hash map”</w:t>
+            </w:r>
+            <w:r>
+              <w:t xml:space="preserve">), argue the new complexity</w:t>
+            </w:r>
+            <w:r>
+              <w:t xml:space="preserve"> </w:t>
+            </w:r>
+            <w:r>
+              <w:rPr>
+                <w:i/>
+                <w:iCs/>
+              </w:rPr>
+              <w:t xml:space="preserve">before</w:t>
+            </w:r>
+            <w:r>
+              <w:t xml:space="preserve"> </w:t>
+            </w:r>
+            <w:r>
+              <w:t xml:space="preserve">coding.</w:t>
+            </w:r>
+          </w:p>
+        </w:tc>
+        <w:tc>
+          <w:tcPr/>
+          <w:p>
+            <w:pPr>
+              <w:pStyle w:val="Compact"/>
+            </w:pPr>
+            <w:r>
+              <w:t xml:space="preserve">the core problem-solving signal</w:t>
+            </w:r>
+          </w:p>
+        </w:tc>
+      </w:tr>
+      <w:tr>
+        <w:tc>
+          <w:tcPr/>
+          <w:p>
+            <w:pPr>
+              <w:pStyle w:val="Compact"/>
+            </w:pPr>
+            <w:r>
+              <w:rPr>
+                <w:b/>
+                <w:bCs/>
+              </w:rPr>
+              <w:t xml:space="preserve">5. Code</w:t>
+            </w:r>
+          </w:p>
+        </w:tc>
+        <w:tc>
+          <w:tcPr/>
+          <w:p>
+            <w:pPr>
+              <w:pStyle w:val="Compact"/>
+            </w:pPr>
+            <w:r>
+              <w:t xml:space="preserve">Clean names, small helpers, narrate as you type. Handle the edge cases you listed in step 2.</w:t>
+            </w:r>
+          </w:p>
+        </w:tc>
+        <w:tc>
+          <w:tcPr/>
+          <w:p>
+            <w:pPr>
+              <w:pStyle w:val="Compact"/>
+            </w:pPr>
+            <w:r>
+              <w:t xml:space="preserve">readable, correct, maintainable code</w:t>
+            </w:r>
+          </w:p>
+        </w:tc>
+      </w:tr>
+      <w:tr>
+        <w:tc>
+          <w:tcPr/>
+          <w:p>
+            <w:pPr>
+              <w:pStyle w:val="Compact"/>
+            </w:pPr>
+            <w:r>
+              <w:rPr>
+                <w:b/>
+                <w:bCs/>
+              </w:rPr>
+              <w:t xml:space="preserve">6. Test</w:t>
+            </w:r>
+          </w:p>
+        </w:tc>
+        <w:tc>
+          <w:tcPr/>
+          <w:p>
+            <w:pPr>
+              <w:pStyle w:val="Compact"/>
+            </w:pPr>
+            <w:r>
+              <w:t xml:space="preserve">Dry-run your code line by line on the small example, then the edge cases. Fix calmly.</w:t>
+            </w:r>
+          </w:p>
+        </w:tc>
+        <w:tc>
+          <w:tcPr/>
+          <w:p>
+            <w:pPr>
+              <w:pStyle w:val="Compact"/>
+            </w:pPr>
+            <w:r>
+              <w:t xml:space="preserve">edge-case discipline, self-review</w:t>
+            </w:r>
+          </w:p>
+        </w:tc>
+      </w:tr>
+    </w:tbl>
+    <w:p>
+      <w:pPr>
+        <w:pStyle w:val="BodyText"/>
+      </w:pPr>
+      <w:r>
+        <w:rPr>
+          <w:b/>
+          <w:bCs/>
+        </w:rPr>
+        <w:t xml:space="preserve">Communicating the complexity of</w:t>
+      </w:r>
+      <w:r>
+        <w:rPr>
+          <w:b/>
+          <w:bCs/>
+        </w:rPr>
+        <w:t xml:space="preserve"> </w:t>
+      </w:r>
+      <w:r>
+        <w:rPr>
+          <w:b/>
+          <w:bCs/>
+          <w:i/>
+          <w:iCs/>
+        </w:rPr>
+        <w:t xml:space="preserve">your</w:t>
+      </w:r>
+      <w:r>
+        <w:rPr>
+          <w:b/>
+          <w:bCs/>
+        </w:rPr>
+        <w:t xml:space="preserve"> </w:t>
+      </w:r>
+      <w:r>
+        <w:rPr>
+          <w:b/>
+          <w:bCs/>
+        </w:rPr>
+        <w:t xml:space="preserve">solution (do this explicitly):</w:t>
+      </w:r>
+    </w:p>
+    <w:p>
+      <w:pPr>
+        <w:pStyle w:val="Compact"/>
+        <w:numPr>
+          <w:ilvl w:val="0"/>
+          <w:numId w:val="1003"/>
+        </w:numPr>
+      </w:pPr>
+      <w:r>
+        <w:t xml:space="preserve">State</w:t>
+      </w:r>
+      <w:r>
+        <w:t xml:space="preserve"> </w:t>
+      </w:r>
+      <w:r>
+        <w:rPr>
+          <w:b/>
+          <w:bCs/>
+        </w:rPr>
+        <w:t xml:space="preserve">both time and space</w:t>
+      </w:r>
+      <w:r>
+        <w:t xml:space="preserve">, in Big-O of the input:</w:t>
+      </w:r>
+      <w:r>
+        <w:t xml:space="preserve"> </w:t>
+      </w:r>
+      <w:r>
+        <w:t xml:space="preserve">“</w:t>
+      </w:r>
+      <w:r>
+        <w:rPr>
+          <w:b/>
+          <w:bCs/>
+        </w:rPr>
+        <w:t xml:space="preserve">O(n log n)</w:t>
+      </w:r>
+      <w:r>
+        <w:t xml:space="preserve"> </w:t>
+      </w:r>
+      <w:r>
+        <w:t xml:space="preserve">time from</w:t>
+      </w:r>
+      <w:r>
+        <w:t xml:space="preserve"> </w:t>
+      </w:r>
+      <w:r>
+        <w:t xml:space="preserve">the sort,</w:t>
+      </w:r>
+      <w:r>
+        <w:t xml:space="preserve"> </w:t>
+      </w:r>
+      <w:r>
+        <w:rPr>
+          <w:b/>
+          <w:bCs/>
+        </w:rPr>
+        <w:t xml:space="preserve">O(n)</w:t>
+      </w:r>
+      <w:r>
+        <w:t xml:space="preserve"> </w:t>
+      </w:r>
+      <w:r>
+        <w:t xml:space="preserve">space for the hash map.”</w:t>
+      </w:r>
+    </w:p>
+    <w:p>
+      <w:pPr>
+        <w:pStyle w:val="Compact"/>
+        <w:numPr>
+          <w:ilvl w:val="0"/>
+          <w:numId w:val="1003"/>
+        </w:numPr>
+      </w:pPr>
+      <w:r>
+        <w:t xml:space="preserve">Tie each term to a line of code:</w:t>
+      </w:r>
+      <w:r>
+        <w:t xml:space="preserve"> </w:t>
+      </w:r>
+      <w:r>
+        <w:t xml:space="preserve">“the sort is n log n; the single pass is n; sort</w:t>
+      </w:r>
+      <w:r>
+        <w:t xml:space="preserve"> </w:t>
+      </w:r>
+      <w:r>
+        <w:t xml:space="preserve">dominates →</w:t>
+      </w:r>
+      <w:r>
+        <w:t xml:space="preserve"> </w:t>
+      </w:r>
+      <w:r>
+        <w:rPr>
+          <w:b/>
+          <w:bCs/>
+        </w:rPr>
+        <w:t xml:space="preserve">O(n log n)</w:t>
+      </w:r>
+      <w:r>
+        <w:t xml:space="preserve">.”</w:t>
+      </w:r>
+    </w:p>
+    <w:p>
+      <w:pPr>
+        <w:pStyle w:val="Compact"/>
+        <w:numPr>
+          <w:ilvl w:val="0"/>
+          <w:numId w:val="1003"/>
+        </w:numPr>
+      </w:pPr>
+      <w:r>
+        <w:t xml:space="preserve">Discuss the</w:t>
+      </w:r>
+      <w:r>
+        <w:t xml:space="preserve"> </w:t>
+      </w:r>
+      <w:r>
+        <w:rPr>
+          <w:b/>
+          <w:bCs/>
+        </w:rPr>
+        <w:t xml:space="preserve">trade-off</w:t>
+      </w:r>
+      <w:r>
+        <w:t xml:space="preserve"> </w:t>
+      </w:r>
+      <w:r>
+        <w:t xml:space="preserve">you chose:</w:t>
+      </w:r>
+      <w:r>
+        <w:t xml:space="preserve"> </w:t>
+      </w:r>
+      <w:r>
+        <w:t xml:space="preserve">“I used O(n) extra space to get O(n) time;</w:t>
+      </w:r>
+      <w:r>
+        <w:t xml:space="preserve"> </w:t>
+      </w:r>
+      <w:r>
+        <w:t xml:space="preserve">a pure in-place version would be O(n²).”</w:t>
+      </w:r>
+    </w:p>
+    <w:p>
+      <w:pPr>
+        <w:pStyle w:val="Compact"/>
+        <w:numPr>
+          <w:ilvl w:val="0"/>
+          <w:numId w:val="1003"/>
+        </w:numPr>
+      </w:pPr>
+      <w:r>
+        <w:t xml:space="preserve">If the interviewer asks</w:t>
+      </w:r>
+      <w:r>
+        <w:t xml:space="preserve"> </w:t>
+      </w:r>
+      <w:r>
+        <w:t xml:space="preserve">“can you do better?”</w:t>
+      </w:r>
+      <w:r>
+        <w:t xml:space="preserve">, first say the</w:t>
+      </w:r>
+      <w:r>
+        <w:t xml:space="preserve"> </w:t>
+      </w:r>
+      <w:r>
+        <w:rPr>
+          <w:b/>
+          <w:bCs/>
+        </w:rPr>
+        <w:t xml:space="preserve">theoretical lower</w:t>
+      </w:r>
+      <w:r>
+        <w:rPr>
+          <w:b/>
+          <w:bCs/>
+        </w:rPr>
+        <w:t xml:space="preserve"> </w:t>
+      </w:r>
+      <w:r>
+        <w:rPr>
+          <w:b/>
+          <w:bCs/>
+        </w:rPr>
+        <w:t xml:space="preserve">bound</w:t>
+      </w:r>
+      <w:r>
+        <w:t xml:space="preserve"> </w:t>
+      </w:r>
+      <w:r>
+        <w:t xml:space="preserve">if you know it (</w:t>
+      </w:r>
+      <w:r>
+        <w:t xml:space="preserve">“we must read all n inputs, so at least O(n)”</w:t>
+      </w:r>
+      <w:r>
+        <w:t xml:space="preserve">), then</w:t>
+      </w:r>
+      <w:r>
+        <w:t xml:space="preserve"> </w:t>
+      </w:r>
+      <w:r>
+        <w:t xml:space="preserve">whether your solution already meets it.</w:t>
+      </w:r>
+    </w:p>
+    <w:p>
+      <w:pPr>
+        <w:pStyle w:val="BlockText"/>
+      </w:pPr>
+      <w:r>
+        <w:rPr>
+          <w:b/>
+          <w:bCs/>
+        </w:rPr>
+        <w:t xml:space="preserve">Memory hook:</w:t>
+      </w:r>
+      <w:r>
+        <w:t xml:space="preserve"> </w:t>
+      </w:r>
+      <w:r>
+        <w:t xml:space="preserve">never say</w:t>
+      </w:r>
+      <w:r>
+        <w:t xml:space="preserve"> </w:t>
+      </w:r>
+      <w:r>
+        <w:t xml:space="preserve">“it’s fast.”</w:t>
+      </w:r>
+      <w:r>
+        <w:t xml:space="preserve"> </w:t>
+      </w:r>
+      <w:r>
+        <w:t xml:space="preserve">Say</w:t>
+      </w:r>
+      <w:r>
+        <w:t xml:space="preserve"> </w:t>
+      </w:r>
+      <w:r>
+        <w:rPr>
+          <w:b/>
+          <w:bCs/>
+        </w:rPr>
+        <w:t xml:space="preserve">the Big-O, why, and the trade-off</w:t>
+      </w:r>
+      <w:r>
+        <w:t xml:space="preserve"> </w:t>
+      </w:r>
+      <w:r>
+        <w:t xml:space="preserve">— that sentence is a scored signal.</w:t>
+      </w:r>
+    </w:p>
+    <w:bookmarkEnd w:id="13"/>
+    <w:bookmarkStart w:id="14" w:name="X63045911d71dcb91191d24c9495d22fd93f47af"/>
+    <w:p>
+      <w:pPr>
+        <w:pStyle w:val="Heading3"/>
+      </w:pPr>
+      <w:r>
+        <w:t xml:space="preserve">20.1b How to handle being stuck (interviewers expect this)</w:t>
+      </w:r>
+    </w:p>
+    <w:p>
+      <w:pPr>
+        <w:pStyle w:val="FirstParagraph"/>
+      </w:pPr>
+      <w:r>
+        <w:t xml:space="preserve">Getting stuck is normal; the interviewer scores</w:t>
+      </w:r>
+      <w:r>
+        <w:t xml:space="preserve"> </w:t>
+      </w:r>
+      <w:r>
+        <w:rPr>
+          <w:b/>
+          <w:bCs/>
+        </w:rPr>
+        <w:t xml:space="preserve">how you get unstuck</w:t>
+      </w:r>
+      <w:r>
+        <w:t xml:space="preserve">, not</w:t>
+      </w:r>
+      <w:r>
+        <w:t xml:space="preserve"> </w:t>
+      </w:r>
+      <w:r>
+        <w:t xml:space="preserve">whether you were flawless. A recovery ladder:</w:t>
+      </w:r>
+    </w:p>
+    <w:p>
+      <w:pPr>
+        <w:pStyle w:val="Compact"/>
+        <w:numPr>
+          <w:ilvl w:val="0"/>
+          <w:numId w:val="1004"/>
+        </w:numPr>
+      </w:pPr>
+      <w:r>
+        <w:rPr>
+          <w:b/>
+          <w:bCs/>
+        </w:rPr>
+        <w:t xml:space="preserve">Say what you’re thinking</w:t>
+      </w:r>
+      <w:r>
+        <w:t xml:space="preserve"> </w:t>
+      </w:r>
+      <w:r>
+        <w:t xml:space="preserve">—</w:t>
+      </w:r>
+      <w:r>
+        <w:t xml:space="preserve"> </w:t>
+      </w:r>
+      <w:r>
+        <w:t xml:space="preserve">“I’m trying to avoid the O(n²) re-scan; let me</w:t>
+      </w:r>
+      <w:r>
+        <w:t xml:space="preserve"> </w:t>
+      </w:r>
+      <w:r>
+        <w:t xml:space="preserve">think about what to precompute.”</w:t>
+      </w:r>
+      <w:r>
+        <w:t xml:space="preserve"> </w:t>
+      </w:r>
+      <w:r>
+        <w:t xml:space="preserve">Silence reads as freezing; a stuck-but-talking</w:t>
+      </w:r>
+      <w:r>
+        <w:t xml:space="preserve"> </w:t>
+      </w:r>
+      <w:r>
+        <w:t xml:space="preserve">candidate still scores.</w:t>
+      </w:r>
+    </w:p>
+    <w:p>
+      <w:pPr>
+        <w:pStyle w:val="Compact"/>
+        <w:numPr>
+          <w:ilvl w:val="0"/>
+          <w:numId w:val="1004"/>
+        </w:numPr>
+      </w:pPr>
+      <w:r>
+        <w:rPr>
+          <w:b/>
+          <w:bCs/>
+        </w:rPr>
+        <w:t xml:space="preserve">Go back to a smaller/concrete example</w:t>
+      </w:r>
+      <w:r>
+        <w:t xml:space="preserve"> </w:t>
+      </w:r>
+      <w:r>
+        <w:t xml:space="preserve">and look for structure or a pattern.</w:t>
+      </w:r>
+    </w:p>
+    <w:p>
+      <w:pPr>
+        <w:pStyle w:val="Compact"/>
+        <w:numPr>
+          <w:ilvl w:val="0"/>
+          <w:numId w:val="1004"/>
+        </w:numPr>
+      </w:pPr>
+      <w:r>
+        <w:rPr>
+          <w:b/>
+          <w:bCs/>
+        </w:rPr>
+        <w:t xml:space="preserve">Try a known pattern out loud</w:t>
+      </w:r>
+      <w:r>
+        <w:t xml:space="preserve"> </w:t>
+      </w:r>
+      <w:r>
+        <w:t xml:space="preserve">—</w:t>
+      </w:r>
+      <w:r>
+        <w:t xml:space="preserve"> </w:t>
+      </w:r>
+      <w:r>
+        <w:t xml:space="preserve">“would sorting help? a hash map? two</w:t>
+      </w:r>
+      <w:r>
+        <w:t xml:space="preserve"> </w:t>
+      </w:r>
+      <w:r>
+        <w:t xml:space="preserve">pointers? can I binary-search the answer?”</w:t>
+      </w:r>
+      <w:r>
+        <w:t xml:space="preserve"> </w:t>
+      </w:r>
+      <w:r>
+        <w:t xml:space="preserve">(walk the §20.2 table).</w:t>
+      </w:r>
+    </w:p>
+    <w:p>
+      <w:pPr>
+        <w:pStyle w:val="Compact"/>
+        <w:numPr>
+          <w:ilvl w:val="0"/>
+          <w:numId w:val="1004"/>
+        </w:numPr>
+      </w:pPr>
+      <w:r>
+        <w:rPr>
+          <w:b/>
+          <w:bCs/>
+        </w:rPr>
+        <w:t xml:space="preserve">Solve a simpler version first</w:t>
+      </w:r>
+      <w:r>
+        <w:t xml:space="preserve"> </w:t>
+      </w:r>
+      <w:r>
+        <w:t xml:space="preserve">(e.g. no duplicates, or 1-D before 2-D), then</w:t>
+      </w:r>
+      <w:r>
+        <w:t xml:space="preserve"> </w:t>
+      </w:r>
+      <w:r>
+        <w:t xml:space="preserve">generalise.</w:t>
+      </w:r>
+    </w:p>
+    <w:p>
+      <w:pPr>
+        <w:pStyle w:val="Compact"/>
+        <w:numPr>
+          <w:ilvl w:val="0"/>
+          <w:numId w:val="1004"/>
+        </w:numPr>
+      </w:pPr>
+      <w:r>
+        <w:rPr>
+          <w:b/>
+          <w:bCs/>
+        </w:rPr>
+        <w:t xml:space="preserve">Accept a hint gracefully</w:t>
+      </w:r>
+      <w:r>
+        <w:t xml:space="preserve"> </w:t>
+      </w:r>
+      <w:r>
+        <w:t xml:space="preserve">— interviewers</w:t>
+      </w:r>
+      <w:r>
+        <w:t xml:space="preserve"> </w:t>
+      </w:r>
+      <w:r>
+        <w:rPr>
+          <w:i/>
+          <w:iCs/>
+        </w:rPr>
+        <w:t xml:space="preserve">want</w:t>
+      </w:r>
+      <w:r>
+        <w:t xml:space="preserve"> </w:t>
+      </w:r>
+      <w:r>
+        <w:t xml:space="preserve">to nudge you; take it, say</w:t>
+      </w:r>
+      <w:r>
+        <w:t xml:space="preserve"> </w:t>
+      </w:r>
+      <w:r>
+        <w:t xml:space="preserve">thanks, and build on it. Fighting a hint hurts more than needing one.</w:t>
+      </w:r>
+    </w:p>
+    <w:p>
+      <w:pPr>
+        <w:pStyle w:val="Compact"/>
+        <w:numPr>
+          <w:ilvl w:val="0"/>
+          <w:numId w:val="1004"/>
+        </w:numPr>
+      </w:pPr>
+      <w:r>
+        <w:rPr>
+          <w:b/>
+          <w:bCs/>
+        </w:rPr>
+        <w:t xml:space="preserve">Fall back to brute force and improve</w:t>
+      </w:r>
+      <w:r>
+        <w:t xml:space="preserve"> </w:t>
+      </w:r>
+      <w:r>
+        <w:t xml:space="preserve">— a working slow solution beats a</w:t>
+      </w:r>
+      <w:r>
+        <w:t xml:space="preserve"> </w:t>
+      </w:r>
+      <w:r>
+        <w:t xml:space="preserve">broken clever one, and often reveals the optimisation.</w:t>
+      </w:r>
+    </w:p>
+    <w:p>
+      <w:pPr>
+        <w:pStyle w:val="BlockText"/>
+      </w:pPr>
+      <w:r>
+        <w:rPr>
+          <w:b/>
+          <w:bCs/>
+        </w:rPr>
+        <w:t xml:space="preserve">Memory hook:</w:t>
+      </w:r>
+      <w:r>
+        <w:t xml:space="preserve"> </w:t>
+      </w:r>
+      <w:r>
+        <w:t xml:space="preserve">stuck ≠ failing. Think aloud, shrink the problem, try the</w:t>
+      </w:r>
+      <w:r>
+        <w:t xml:space="preserve"> </w:t>
+      </w:r>
+      <w:r>
+        <w:t xml:space="preserve">pattern menu, and take the hint. Progress + communication is the score.</w:t>
+      </w:r>
+    </w:p>
+    <w:bookmarkEnd w:id="14"/>
+    <w:bookmarkStart w:id="15" w:name="mcqs-1"/>
+    <w:p>
+      <w:pPr>
+        <w:pStyle w:val="Heading3"/>
+      </w:pPr>
+      <w:r>
+        <w:t xml:space="preserve">MCQs</w:t>
+      </w:r>
+    </w:p>
+    <w:p>
+      <w:pPr>
+        <w:pStyle w:val="Compact"/>
+        <w:numPr>
+          <w:ilvl w:val="0"/>
+          <w:numId w:val="1005"/>
+        </w:numPr>
+      </w:pPr>
+      <w:r>
+        <w:t xml:space="preserve">Asked</w:t>
+      </w:r>
+      <w:r>
+        <w:t xml:space="preserve"> </w:t>
+      </w:r>
+      <w:r>
+        <w:t xml:space="preserve">“can you do better?”</w:t>
+      </w:r>
+      <w:r>
+        <w:t xml:space="preserve"> </w:t>
+      </w:r>
+      <w:r>
+        <w:t xml:space="preserve">first mention? → the</w:t>
+      </w:r>
+      <w:r>
+        <w:t xml:space="preserve"> </w:t>
+      </w:r>
+      <w:r>
+        <w:rPr>
+          <w:b/>
+          <w:bCs/>
+        </w:rPr>
+        <w:t xml:space="preserve">lower bound</w:t>
+      </w:r>
+      <w:r>
+        <w:t xml:space="preserve"> </w:t>
+      </w:r>
+      <w:r>
+        <w:t xml:space="preserve">(</w:t>
+      </w:r>
+      <w:r>
+        <w:t xml:space="preserve">“must read all</w:t>
+      </w:r>
+      <w:r>
+        <w:t xml:space="preserve"> </w:t>
+      </w:r>
+      <w:r>
+        <w:t xml:space="preserve">n → ≥ O(n)”</w:t>
+      </w:r>
+      <w:r>
+        <w:t xml:space="preserve">).</w:t>
+      </w:r>
+    </w:p>
+    <w:p>
+      <w:pPr>
+        <w:pStyle w:val="Compact"/>
+        <w:numPr>
+          <w:ilvl w:val="0"/>
+          <w:numId w:val="1005"/>
+        </w:numPr>
+      </w:pPr>
+      <w:r>
+        <w:t xml:space="preserve">When stuck, worst move? →</w:t>
+      </w:r>
+      <w:r>
+        <w:t xml:space="preserve"> </w:t>
+      </w:r>
+      <w:r>
+        <w:rPr>
+          <w:b/>
+          <w:bCs/>
+        </w:rPr>
+        <w:t xml:space="preserve">going silent</w:t>
+      </w:r>
+      <w:r>
+        <w:t xml:space="preserve">; instead narrate and try patterns.</w:t>
+      </w:r>
+    </w:p>
+    <w:p>
+      <w:pPr>
+        <w:pStyle w:val="Compact"/>
+        <w:numPr>
+          <w:ilvl w:val="0"/>
+          <w:numId w:val="1005"/>
+        </w:numPr>
+      </w:pPr>
+      <w:r>
+        <w:t xml:space="preserve">How to report your solution’s cost? →</w:t>
+      </w:r>
+      <w:r>
+        <w:t xml:space="preserve"> </w:t>
+      </w:r>
+      <w:r>
+        <w:rPr>
+          <w:b/>
+          <w:bCs/>
+        </w:rPr>
+        <w:t xml:space="preserve">both time and space Big-O + the</w:t>
+      </w:r>
+      <w:r>
+        <w:rPr>
+          <w:b/>
+          <w:bCs/>
+        </w:rPr>
+        <w:t xml:space="preserve"> </w:t>
+      </w:r>
+      <w:r>
+        <w:rPr>
+          <w:b/>
+          <w:bCs/>
+        </w:rPr>
+        <w:t xml:space="preserve">trade-off</w:t>
+      </w:r>
+      <w:r>
+        <w:t xml:space="preserve">.</w:t>
+      </w:r>
+    </w:p>
     <w:p>
       <w:r>
         <w:pict>
@@ -657,9 +1754,9 @@
         </w:pict>
       </w:r>
     </w:p>
-    <w:bookmarkEnd w:id="12"/>
-    <w:bookmarkEnd w:id="13"/>
-    <w:bookmarkStart w:id="18" w:name="pattern-recognition-classify-in-seconds"/>
+    <w:bookmarkEnd w:id="15"/>
+    <w:bookmarkEnd w:id="16"/>
+    <w:bookmarkStart w:id="23" w:name="pattern-recognition-classify-in-seconds"/>
     <w:p>
       <w:pPr>
         <w:pStyle w:val="Heading2"/>
@@ -677,18 +1774,18 @@
           <wp:inline>
             <wp:extent cx="5334000" cy="3124854"/>
             <wp:effectExtent b="0" l="0" r="0" t="0"/>
-            <wp:docPr descr="Pattern map: keyword in the problem → the technique and module (binary search, sliding window, heap, DP, graphs, hashmap, …)." title="" id="15" name="Picture"/>
+            <wp:docPr descr="Pattern map: keyword in the problem → the technique and module (binary search, sliding window, heap, DP, graphs, hashmap, …)." title="" id="18" name="Picture"/>
             <a:graphic>
               <a:graphicData uri="http://schemas.openxmlformats.org/drawingml/2006/picture">
                 <pic:pic>
                   <pic:nvPicPr>
-                    <pic:cNvPr descr="images/135_pattern_map.png" id="16" name="Picture"/>
+                    <pic:cNvPr descr="images/135_pattern_map.png" id="19" name="Picture"/>
                     <pic:cNvPicPr>
                       <a:picLocks noChangeArrowheads="1" noChangeAspect="1"/>
                     </pic:cNvPicPr>
                   </pic:nvPicPr>
                   <pic:blipFill>
-                    <a:blip r:embed="rId14"/>
+                    <a:blip r:embed="rId17"/>
                     <a:stretch>
                       <a:fillRect/>
                     </a:stretch>
@@ -1190,7 +2287,7 @@
         <w:t xml:space="preserve">are a known pattern in disguise.</w:t>
       </w:r>
     </w:p>
-    <w:bookmarkStart w:id="17" w:name="mcqs-1"/>
+    <w:bookmarkStart w:id="20" w:name="mcqs-2"/>
     <w:p>
       <w:pPr>
         <w:pStyle w:val="Heading3"/>
@@ -1204,7 +2301,7 @@
         <w:pStyle w:val="Compact"/>
         <w:numPr>
           <w:ilvl w:val="0"/>
-          <w:numId w:val="1003"/>
+          <w:numId w:val="1006"/>
         </w:numPr>
       </w:pPr>
       <w:r>
@@ -1235,7 +2332,7 @@
         <w:pStyle w:val="Compact"/>
         <w:numPr>
           <w:ilvl w:val="0"/>
-          <w:numId w:val="1003"/>
+          <w:numId w:val="1006"/>
         </w:numPr>
       </w:pPr>
       <w:r>
@@ -1266,7 +2363,7 @@
         <w:pStyle w:val="Compact"/>
         <w:numPr>
           <w:ilvl w:val="0"/>
-          <w:numId w:val="1003"/>
+          <w:numId w:val="1006"/>
         </w:numPr>
       </w:pPr>
       <w:r>
@@ -1292,22 +2389,14 @@
         <w:t xml:space="preserve">.</w:t>
       </w:r>
     </w:p>
-    <w:p>
-      <w:r>
-        <w:pict>
-          <v:rect style="width:0;height:1.5pt" o:hralign="center" o:hrstd="t" o:hr="t"/>
-        </w:pict>
-      </w:r>
-    </w:p>
-    <w:bookmarkEnd w:id="17"/>
-    <w:bookmarkEnd w:id="18"/>
-    <w:bookmarkStart w:id="21" w:name="the-curated-problem-sets"/>
-    <w:p>
-      <w:pPr>
-        <w:pStyle w:val="Heading2"/>
-      </w:pPr>
-      <w:r>
-        <w:t xml:space="preserve">20.3 The Curated Problem Sets</w:t>
+    <w:bookmarkEnd w:id="20"/>
+    <w:bookmarkStart w:id="21" w:name="Xb4389e00802d34412aa7be030c0508eb4e73e6d"/>
+    <w:p>
+      <w:pPr>
+        <w:pStyle w:val="Heading3"/>
+      </w:pPr>
+      <w:r>
+        <w:t xml:space="preserve">20.2a The top-6 patterns — a 10-second quick-classify</w:t>
       </w:r>
     </w:p>
     <w:p>
@@ -1315,29 +2404,13 @@
         <w:pStyle w:val="FirstParagraph"/>
       </w:pPr>
       <w:r>
-        <w:t xml:space="preserve">Don’t grind 2000 random problems — these cover the space:</w:t>
-      </w:r>
-    </w:p>
-    <w:p>
-      <w:pPr>
-        <w:pStyle w:val="Compact"/>
-        <w:numPr>
-          <w:ilvl w:val="0"/>
-          <w:numId w:val="1004"/>
-        </w:numPr>
-      </w:pPr>
-      <w:r>
-        <w:rPr>
-          <w:b/>
-          <w:bCs/>
-        </w:rPr>
-        <w:t xml:space="preserve">Blind 75</w:t>
-      </w:r>
-      <w:r>
-        <w:t xml:space="preserve"> </w:t>
-      </w:r>
-      <w:r>
-        <w:t xml:space="preserve">— the classic minimum set, ~75 problems across all core patterns.</w:t>
+        <w:t xml:space="preserve">If you only drill six patterns, drill these — they cover the majority of interview</w:t>
+      </w:r>
+      <w:r>
+        <w:t xml:space="preserve"> </w:t>
+      </w:r>
+      <w:r>
+        <w:t xml:space="preserve">questions. Learn the</w:t>
       </w:r>
       <w:r>
         <w:t xml:space="preserve"> </w:t>
@@ -1347,274 +2420,13 @@
           <w:i/>
           <w:iCs/>
         </w:rPr>
-        <w:t xml:space="preserve">If you only do one list, do this.</w:t>
-      </w:r>
-    </w:p>
-    <w:p>
-      <w:pPr>
-        <w:pStyle w:val="Compact"/>
-        <w:numPr>
-          <w:ilvl w:val="0"/>
-          <w:numId w:val="1004"/>
-        </w:numPr>
-      </w:pPr>
-      <w:r>
-        <w:rPr>
-          <w:b/>
-          <w:bCs/>
-        </w:rPr>
-        <w:t xml:space="preserve">Neetcode 150</w:t>
-      </w:r>
-      <w:r>
-        <w:t xml:space="preserve"> </w:t>
-      </w:r>
-      <w:r>
-        <w:t xml:space="preserve">— Blind 75 + 75 more, grouped by pattern (arrays, two pointers,</w:t>
-      </w:r>
-      <w:r>
-        <w:t xml:space="preserve"> </w:t>
-      </w:r>
-      <w:r>
-        <w:t xml:space="preserve">sliding window, stack, binary search, linked list, trees, tries, heap,</w:t>
-      </w:r>
-      <w:r>
-        <w:t xml:space="preserve"> </w:t>
-      </w:r>
-      <w:r>
-        <w:t xml:space="preserve">backtracking, graphs, DP, greedy, intervals, math, bit).</w:t>
-      </w:r>
-      <w:r>
-        <w:t xml:space="preserve"> </w:t>
-      </w:r>
-      <w:r>
-        <w:rPr>
-          <w:b/>
-          <w:bCs/>
-        </w:rPr>
-        <w:t xml:space="preserve">Best structured</w:t>
-      </w:r>
-      <w:r>
-        <w:rPr>
-          <w:b/>
-          <w:bCs/>
-        </w:rPr>
-        <w:t xml:space="preserve"> </w:t>
-      </w:r>
-      <w:r>
-        <w:rPr>
-          <w:b/>
-          <w:bCs/>
-        </w:rPr>
-        <w:t xml:space="preserve">path.</w:t>
-      </w:r>
-    </w:p>
-    <w:p>
-      <w:pPr>
-        <w:pStyle w:val="Compact"/>
-        <w:numPr>
-          <w:ilvl w:val="0"/>
-          <w:numId w:val="1004"/>
-        </w:numPr>
-      </w:pPr>
-      <w:r>
-        <w:rPr>
-          <w:b/>
-          <w:bCs/>
-        </w:rPr>
-        <w:t xml:space="preserve">Grind 75 / 169</w:t>
-      </w:r>
-      <w:r>
-        <w:t xml:space="preserve"> </w:t>
-      </w:r>
-      <w:r>
-        <w:t xml:space="preserve">— schedule-based (adjustable by hours/week).</w:t>
-      </w:r>
-    </w:p>
-    <w:p>
-      <w:pPr>
-        <w:pStyle w:val="Compact"/>
-        <w:numPr>
-          <w:ilvl w:val="0"/>
-          <w:numId w:val="1004"/>
-        </w:numPr>
-      </w:pPr>
-      <w:r>
-        <w:rPr>
-          <w:b/>
-          <w:bCs/>
-        </w:rPr>
-        <w:t xml:space="preserve">LeetCode company tags</w:t>
-      </w:r>
-      <w:r>
-        <w:t xml:space="preserve"> </w:t>
-      </w:r>
-      <w:r>
-        <w:t xml:space="preserve">— once a company is targeted, do its tagged</w:t>
-      </w:r>
-      <w:r>
-        <w:t xml:space="preserve"> </w:t>
-      </w:r>
-      <w:r>
-        <w:t xml:space="preserve">“last 6</w:t>
-      </w:r>
-      <w:r>
-        <w:t xml:space="preserve"> </w:t>
-      </w:r>
-      <w:r>
-        <w:t xml:space="preserve">months”</w:t>
-      </w:r>
-      <w:r>
-        <w:t xml:space="preserve"> </w:t>
-      </w:r>
-      <w:r>
-        <w:t xml:space="preserve">set.</w:t>
-      </w:r>
-    </w:p>
-    <w:p>
-      <w:pPr>
-        <w:pStyle w:val="BlockText"/>
-      </w:pPr>
-      <w:r>
-        <w:rPr>
-          <w:b/>
-          <w:bCs/>
-        </w:rPr>
-        <w:t xml:space="preserve">Your Excel</w:t>
-      </w:r>
-      <w:r>
-        <w:rPr>
-          <w:b/>
-          <w:bCs/>
-        </w:rPr>
-        <w:t xml:space="preserve"> </w:t>
-      </w:r>
-      <w:r>
-        <w:rPr>
-          <w:b/>
-          <w:bCs/>
-        </w:rPr>
-        <w:t xml:space="preserve">“Top 300 Problems”</w:t>
-      </w:r>
-      <w:r>
-        <w:rPr>
-          <w:b/>
-          <w:bCs/>
-        </w:rPr>
-        <w:t xml:space="preserve"> </w:t>
-      </w:r>
-      <w:r>
-        <w:rPr>
-          <w:b/>
-          <w:bCs/>
-        </w:rPr>
-        <w:t xml:space="preserve">tab</w:t>
-      </w:r>
-      <w:r>
-        <w:t xml:space="preserve"> </w:t>
-      </w:r>
-      <w:r>
-        <w:t xml:space="preserve">seeds this pattern-wise; mark Solved /</w:t>
-      </w:r>
-      <w:r>
-        <w:t xml:space="preserve"> </w:t>
-      </w:r>
-      <w:r>
-        <w:t xml:space="preserve">Revisit there. Aim for</w:t>
-      </w:r>
-      <w:r>
-        <w:t xml:space="preserve"> </w:t>
-      </w:r>
-      <w:r>
-        <w:rPr>
-          <w:b/>
-          <w:bCs/>
-        </w:rPr>
-        <w:t xml:space="preserve">breadth across patterns first</w:t>
-      </w:r>
-      <w:r>
-        <w:t xml:space="preserve">, then depth.</w:t>
-      </w:r>
-    </w:p>
-    <w:bookmarkStart w:id="19" w:name="study-sequence-recommended-order"/>
-    <w:p>
-      <w:pPr>
-        <w:pStyle w:val="Heading3"/>
-      </w:pPr>
-      <w:r>
-        <w:t xml:space="preserve">Study sequence (recommended order)</w:t>
-      </w:r>
-    </w:p>
-    <w:p>
-      <w:pPr>
-        <w:pStyle w:val="FirstParagraph"/>
-      </w:pPr>
-      <w:r>
-        <w:t xml:space="preserve">Arrays &amp; Hashing → Two Pointers → Sliding Window → Stack → Binary Search →</w:t>
-      </w:r>
-      <w:r>
-        <w:t xml:space="preserve"> </w:t>
-      </w:r>
-      <w:r>
-        <w:t xml:space="preserve">Linked List → Trees → Tries → Heap → Backtracking → Graphs → 1-D DP → 2-D DP →</w:t>
-      </w:r>
-      <w:r>
-        <w:t xml:space="preserve"> </w:t>
-      </w:r>
-      <w:r>
-        <w:t xml:space="preserve">Greedy → Intervals → Math &amp; Bit. (Mirrors Neetcode’s grouping and this course’s</w:t>
-      </w:r>
-      <w:r>
-        <w:t xml:space="preserve"> </w:t>
-      </w:r>
-      <w:r>
-        <w:t xml:space="preserve">module order.)</w:t>
-      </w:r>
-    </w:p>
-    <w:bookmarkEnd w:id="19"/>
-    <w:bookmarkStart w:id="20" w:name="mcqs-2"/>
-    <w:p>
-      <w:pPr>
-        <w:pStyle w:val="Heading3"/>
-      </w:pPr>
-      <w:r>
-        <w:t xml:space="preserve">MCQs</w:t>
-      </w:r>
-    </w:p>
-    <w:p>
-      <w:pPr>
-        <w:pStyle w:val="Compact"/>
-        <w:numPr>
-          <w:ilvl w:val="0"/>
-          <w:numId w:val="1005"/>
-        </w:numPr>
-      </w:pPr>
-      <w:r>
-        <w:t xml:space="preserve">The single best minimal list? →</w:t>
-      </w:r>
-      <w:r>
-        <w:t xml:space="preserve"> </w:t>
-      </w:r>
-      <w:r>
-        <w:rPr>
-          <w:b/>
-          <w:bCs/>
-        </w:rPr>
-        <w:t xml:space="preserve">Blind 75</w:t>
-      </w:r>
-      <w:r>
-        <w:t xml:space="preserve">.</w:t>
-      </w:r>
-    </w:p>
-    <w:p>
-      <w:pPr>
-        <w:pStyle w:val="Compact"/>
-        <w:numPr>
-          <w:ilvl w:val="0"/>
-          <w:numId w:val="1005"/>
-        </w:numPr>
-      </w:pPr>
-      <w:r>
-        <w:t xml:space="preserve">Best</w:t>
+        <w:t xml:space="preserve">trigger phrase</w:t>
+      </w:r>
+      <w:r>
+        <w:t xml:space="preserve"> </w:t>
+      </w:r>
+      <w:r>
+        <w:t xml:space="preserve">and the</w:t>
       </w:r>
       <w:r>
         <w:t xml:space="preserve"> </w:t>
@@ -1624,69 +2436,13 @@
           <w:i/>
           <w:iCs/>
         </w:rPr>
-        <w:t xml:space="preserve">structured-by-pattern</w:t>
-      </w:r>
-      <w:r>
-        <w:t xml:space="preserve"> </w:t>
-      </w:r>
-      <w:r>
-        <w:t xml:space="preserve">path? →</w:t>
-      </w:r>
-      <w:r>
-        <w:t xml:space="preserve"> </w:t>
-      </w:r>
-      <w:r>
-        <w:rPr>
-          <w:b/>
-          <w:bCs/>
-        </w:rPr>
-        <w:t xml:space="preserve">Neetcode 150</w:t>
-      </w:r>
-      <w:r>
-        <w:t xml:space="preserve">.</w:t>
-      </w:r>
-    </w:p>
-    <w:p>
-      <w:pPr>
-        <w:pStyle w:val="Compact"/>
-        <w:numPr>
-          <w:ilvl w:val="0"/>
-          <w:numId w:val="1005"/>
-        </w:numPr>
-      </w:pPr>
-      <w:r>
-        <w:t xml:space="preserve">Breadth or depth first? →</w:t>
-      </w:r>
-      <w:r>
-        <w:t xml:space="preserve"> </w:t>
-      </w:r>
-      <w:r>
-        <w:rPr>
-          <w:b/>
-          <w:bCs/>
-        </w:rPr>
-        <w:t xml:space="preserve">breadth across patterns</w:t>
-      </w:r>
-      <w:r>
-        <w:t xml:space="preserve">, then depth.</w:t>
-      </w:r>
-    </w:p>
-    <w:p>
-      <w:r>
-        <w:pict>
-          <v:rect style="width:0;height:1.5pt" o:hralign="center" o:hrstd="t" o:hr="t"/>
-        </w:pict>
-      </w:r>
-    </w:p>
-    <w:bookmarkEnd w:id="20"/>
-    <w:bookmarkEnd w:id="21"/>
-    <w:bookmarkStart w:id="23" w:name="company-specific-focus"/>
-    <w:p>
-      <w:pPr>
-        <w:pStyle w:val="Heading2"/>
-      </w:pPr>
-      <w:r>
-        <w:t xml:space="preserve">20.4 Company-Specific Focus</w:t>
+        <w:t xml:space="preserve">tell</w:t>
+      </w:r>
+      <w:r>
+        <w:t xml:space="preserve"> </w:t>
+      </w:r>
+      <w:r>
+        <w:t xml:space="preserve">for each:</w:t>
       </w:r>
     </w:p>
     <w:tbl>
@@ -1712,6 +2468,1043 @@
               <w:pStyle w:val="Compact"/>
             </w:pPr>
             <w:r>
+              <w:t xml:space="preserve">Pattern</w:t>
+            </w:r>
+          </w:p>
+        </w:tc>
+        <w:tc>
+          <w:tcPr/>
+          <w:p>
+            <w:pPr>
+              <w:pStyle w:val="Compact"/>
+            </w:pPr>
+            <w:r>
+              <w:t xml:space="preserve">Trigger in the problem</w:t>
+            </w:r>
+          </w:p>
+        </w:tc>
+        <w:tc>
+          <w:tcPr/>
+          <w:p>
+            <w:pPr>
+              <w:pStyle w:val="Compact"/>
+            </w:pPr>
+            <w:r>
+              <w:t xml:space="preserve">The tell / when it fits</w:t>
+            </w:r>
+          </w:p>
+        </w:tc>
+      </w:tr>
+      <w:tr>
+        <w:tc>
+          <w:tcPr/>
+          <w:p>
+            <w:pPr>
+              <w:pStyle w:val="Compact"/>
+            </w:pPr>
+            <w:r>
+              <w:rPr>
+                <w:b/>
+                <w:bCs/>
+              </w:rPr>
+              <w:t xml:space="preserve">Two pointers</w:t>
+            </w:r>
+          </w:p>
+        </w:tc>
+        <w:tc>
+          <w:tcPr/>
+          <w:p>
+            <w:pPr>
+              <w:pStyle w:val="Compact"/>
+            </w:pPr>
+            <w:r>
+              <w:t xml:space="preserve">sorted array, pair/triplet,</w:t>
+            </w:r>
+            <w:r>
+              <w:t xml:space="preserve"> </w:t>
+            </w:r>
+            <w:r>
+              <w:t xml:space="preserve">“in place”</w:t>
+            </w:r>
+            <w:r>
+              <w:t xml:space="preserve">, palindrome</w:t>
+            </w:r>
+          </w:p>
+        </w:tc>
+        <w:tc>
+          <w:tcPr/>
+          <w:p>
+            <w:pPr>
+              <w:pStyle w:val="Compact"/>
+            </w:pPr>
+            <w:r>
+              <w:t xml:space="preserve">move two indices toward/with each other; O(n) instead of O(n²)</w:t>
+            </w:r>
+          </w:p>
+        </w:tc>
+      </w:tr>
+      <w:tr>
+        <w:tc>
+          <w:tcPr/>
+          <w:p>
+            <w:pPr>
+              <w:pStyle w:val="Compact"/>
+            </w:pPr>
+            <w:r>
+              <w:rPr>
+                <w:b/>
+                <w:bCs/>
+              </w:rPr>
+              <w:t xml:space="preserve">Sliding window</w:t>
+            </w:r>
+          </w:p>
+        </w:tc>
+        <w:tc>
+          <w:tcPr/>
+          <w:p>
+            <w:pPr>
+              <w:pStyle w:val="Compact"/>
+            </w:pPr>
+            <w:r>
+              <w:rPr>
+                <w:i/>
+                <w:iCs/>
+              </w:rPr>
+              <w:t xml:space="preserve">contiguous</w:t>
+            </w:r>
+            <w:r>
+              <w:t xml:space="preserve"> </w:t>
+            </w:r>
+            <w:r>
+              <w:t xml:space="preserve">subarray/substring + a condition (longest/shortest/≤k)</w:t>
+            </w:r>
+          </w:p>
+        </w:tc>
+        <w:tc>
+          <w:tcPr/>
+          <w:p>
+            <w:pPr>
+              <w:pStyle w:val="Compact"/>
+            </w:pPr>
+            <w:r>
+              <w:t xml:space="preserve">grow the right edge, shrink the left when the window breaks the rule</w:t>
+            </w:r>
+          </w:p>
+        </w:tc>
+      </w:tr>
+      <w:tr>
+        <w:tc>
+          <w:tcPr/>
+          <w:p>
+            <w:pPr>
+              <w:pStyle w:val="Compact"/>
+            </w:pPr>
+            <w:r>
+              <w:rPr>
+                <w:b/>
+                <w:bCs/>
+              </w:rPr>
+              <w:t xml:space="preserve">BFS / DFS</w:t>
+            </w:r>
+          </w:p>
+        </w:tc>
+        <w:tc>
+          <w:tcPr/>
+          <w:p>
+            <w:pPr>
+              <w:pStyle w:val="Compact"/>
+            </w:pPr>
+            <w:r>
+              <w:t xml:space="preserve">grid/graph/tree,</w:t>
+            </w:r>
+            <w:r>
+              <w:t xml:space="preserve"> </w:t>
+            </w:r>
+            <w:r>
+              <w:t xml:space="preserve">“reachable”</w:t>
+            </w:r>
+            <w:r>
+              <w:t xml:space="preserve">,</w:t>
+            </w:r>
+            <w:r>
+              <w:t xml:space="preserve"> </w:t>
+            </w:r>
+            <w:r>
+              <w:t xml:space="preserve">“connected”</w:t>
+            </w:r>
+            <w:r>
+              <w:t xml:space="preserve">,</w:t>
+            </w:r>
+            <w:r>
+              <w:t xml:space="preserve"> </w:t>
+            </w:r>
+            <w:r>
+              <w:t xml:space="preserve">“islands”</w:t>
+            </w:r>
+            <w:r>
+              <w:t xml:space="preserve">, shortest in</w:t>
+            </w:r>
+            <w:r>
+              <w:t xml:space="preserve"> </w:t>
+            </w:r>
+            <w:r>
+              <w:rPr>
+                <w:i/>
+                <w:iCs/>
+              </w:rPr>
+              <w:t xml:space="preserve">unweighted</w:t>
+            </w:r>
+          </w:p>
+        </w:tc>
+        <w:tc>
+          <w:tcPr/>
+          <w:p>
+            <w:pPr>
+              <w:pStyle w:val="Compact"/>
+            </w:pPr>
+            <w:r>
+              <w:t xml:space="preserve">BFS = shortest unweighted / level order; DFS = explore / paths / backtrack</w:t>
+            </w:r>
+          </w:p>
+        </w:tc>
+      </w:tr>
+      <w:tr>
+        <w:tc>
+          <w:tcPr/>
+          <w:p>
+            <w:pPr>
+              <w:pStyle w:val="Compact"/>
+            </w:pPr>
+            <w:r>
+              <w:rPr>
+                <w:b/>
+                <w:bCs/>
+              </w:rPr>
+              <w:t xml:space="preserve">Heap (priority queue)</w:t>
+            </w:r>
+          </w:p>
+        </w:tc>
+        <w:tc>
+          <w:tcPr/>
+          <w:p>
+            <w:pPr>
+              <w:pStyle w:val="Compact"/>
+            </w:pPr>
+            <w:r>
+              <w:t xml:space="preserve">“top K”</w:t>
+            </w:r>
+            <w:r>
+              <w:t xml:space="preserve">,</w:t>
+            </w:r>
+            <w:r>
+              <w:t xml:space="preserve"> </w:t>
+            </w:r>
+            <w:r>
+              <w:t xml:space="preserve">“K-th largest/smallest”</w:t>
+            </w:r>
+            <w:r>
+              <w:t xml:space="preserve">,</w:t>
+            </w:r>
+            <w:r>
+              <w:t xml:space="preserve"> </w:t>
+            </w:r>
+            <w:r>
+              <w:t xml:space="preserve">“K closest”</w:t>
+            </w:r>
+            <w:r>
+              <w:t xml:space="preserve">, merge K lists</w:t>
+            </w:r>
+          </w:p>
+        </w:tc>
+        <w:tc>
+          <w:tcPr/>
+          <w:p>
+            <w:pPr>
+              <w:pStyle w:val="Compact"/>
+            </w:pPr>
+            <w:r>
+              <w:t xml:space="preserve">keep a size-K heap, or pop the min/max repeatedly; O(n log k)</w:t>
+            </w:r>
+          </w:p>
+        </w:tc>
+      </w:tr>
+      <w:tr>
+        <w:tc>
+          <w:tcPr/>
+          <w:p>
+            <w:pPr>
+              <w:pStyle w:val="Compact"/>
+            </w:pPr>
+            <w:r>
+              <w:rPr>
+                <w:b/>
+                <w:bCs/>
+              </w:rPr>
+              <w:t xml:space="preserve">Binary search</w:t>
+            </w:r>
+          </w:p>
+        </w:tc>
+        <w:tc>
+          <w:tcPr/>
+          <w:p>
+            <w:pPr>
+              <w:pStyle w:val="Compact"/>
+            </w:pPr>
+            <w:r>
+              <w:t xml:space="preserve">sorted input</w:t>
+            </w:r>
+            <w:r>
+              <w:t xml:space="preserve"> </w:t>
+            </w:r>
+            <w:r>
+              <w:rPr>
+                <w:b/>
+                <w:bCs/>
+              </w:rPr>
+              <w:t xml:space="preserve">or</w:t>
+            </w:r>
+            <w:r>
+              <w:t xml:space="preserve"> </w:t>
+            </w:r>
+            <w:r>
+              <w:t xml:space="preserve">“minimum/maximum value that works”</w:t>
+            </w:r>
+          </w:p>
+        </w:tc>
+        <w:tc>
+          <w:tcPr/>
+          <w:p>
+            <w:pPr>
+              <w:pStyle w:val="Compact"/>
+            </w:pPr>
+            <w:r>
+              <w:t xml:space="preserve">search the answer space; check the</w:t>
+            </w:r>
+            <w:r>
+              <w:t xml:space="preserve"> </w:t>
+            </w:r>
+            <w:r>
+              <w:t xml:space="preserve">“monotonic predicate”</w:t>
+            </w:r>
+            <w:r>
+              <w:t xml:space="preserve"> </w:t>
+            </w:r>
+            <w:r>
+              <w:t xml:space="preserve">(M12)</w:t>
+            </w:r>
+          </w:p>
+        </w:tc>
+      </w:tr>
+      <w:tr>
+        <w:tc>
+          <w:tcPr/>
+          <w:p>
+            <w:pPr>
+              <w:pStyle w:val="Compact"/>
+            </w:pPr>
+            <w:r>
+              <w:rPr>
+                <w:b/>
+                <w:bCs/>
+              </w:rPr>
+              <w:t xml:space="preserve">Dynamic programming</w:t>
+            </w:r>
+          </w:p>
+        </w:tc>
+        <w:tc>
+          <w:tcPr/>
+          <w:p>
+            <w:pPr>
+              <w:pStyle w:val="Compact"/>
+            </w:pPr>
+            <w:r>
+              <w:t xml:space="preserve">“count the ways”</w:t>
+            </w:r>
+            <w:r>
+              <w:t xml:space="preserve">,</w:t>
+            </w:r>
+            <w:r>
+              <w:t xml:space="preserve"> </w:t>
+            </w:r>
+            <w:r>
+              <w:t xml:space="preserve">“min/max cost”</w:t>
+            </w:r>
+            <w:r>
+              <w:t xml:space="preserve">,</w:t>
+            </w:r>
+            <w:r>
+              <w:t xml:space="preserve"> </w:t>
+            </w:r>
+            <w:r>
+              <w:t xml:space="preserve">“can we reach”</w:t>
+            </w:r>
+            <w:r>
+              <w:t xml:space="preserve">, overlapping choices</w:t>
+            </w:r>
+          </w:p>
+        </w:tc>
+        <w:tc>
+          <w:tcPr/>
+          <w:p>
+            <w:pPr>
+              <w:pStyle w:val="Compact"/>
+            </w:pPr>
+            <w:r>
+              <w:t xml:space="preserve">define a state, a transition, and base cases; memoise</w:t>
+            </w:r>
+          </w:p>
+        </w:tc>
+      </w:tr>
+    </w:tbl>
+    <w:p>
+      <w:pPr>
+        <w:pStyle w:val="BodyText"/>
+      </w:pPr>
+      <w:r>
+        <w:rPr>
+          <w:b/>
+          <w:bCs/>
+        </w:rPr>
+        <w:t xml:space="preserve">How to use it live:</w:t>
+      </w:r>
+      <w:r>
+        <w:t xml:space="preserve"> </w:t>
+      </w:r>
+      <w:r>
+        <w:t xml:space="preserve">read the problem, scan this list top to bottom, and say the</w:t>
+      </w:r>
+      <w:r>
+        <w:t xml:space="preserve"> </w:t>
+      </w:r>
+      <w:r>
+        <w:t xml:space="preserve">first match aloud:</w:t>
+      </w:r>
+      <w:r>
+        <w:t xml:space="preserve"> </w:t>
+      </w:r>
+      <w:r>
+        <w:t xml:space="preserve">“</w:t>
+      </w:r>
+      <w:r>
+        <w:rPr>
+          <w:i/>
+          <w:iCs/>
+        </w:rPr>
+        <w:t xml:space="preserve">contiguous</w:t>
+      </w:r>
+      <w:r>
+        <w:t xml:space="preserve"> </w:t>
+      </w:r>
+      <w:r>
+        <w:t xml:space="preserve">+</w:t>
+      </w:r>
+      <w:r>
+        <w:t xml:space="preserve"> </w:t>
+      </w:r>
+      <w:r>
+        <w:rPr>
+          <w:i/>
+          <w:iCs/>
+        </w:rPr>
+        <w:t xml:space="preserve">longest with a condition</w:t>
+      </w:r>
+      <w:r>
+        <w:t xml:space="preserve"> </w:t>
+      </w:r>
+      <w:r>
+        <w:t xml:space="preserve">→ this is a</w:t>
+      </w:r>
+      <w:r>
+        <w:t xml:space="preserve"> </w:t>
+      </w:r>
+      <w:r>
+        <w:rPr>
+          <w:b/>
+          <w:bCs/>
+        </w:rPr>
+        <w:t xml:space="preserve">sliding</w:t>
+      </w:r>
+      <w:r>
+        <w:rPr>
+          <w:b/>
+          <w:bCs/>
+        </w:rPr>
+        <w:t xml:space="preserve"> </w:t>
+      </w:r>
+      <w:r>
+        <w:rPr>
+          <w:b/>
+          <w:bCs/>
+        </w:rPr>
+        <w:t xml:space="preserve">window</w:t>
+      </w:r>
+      <w:r>
+        <w:t xml:space="preserve">.”</w:t>
+      </w:r>
+      <w:r>
+        <w:t xml:space="preserve"> </w:t>
+      </w:r>
+      <w:r>
+        <w:t xml:space="preserve">Naming the pattern is half the solution and a strong scored signal.</w:t>
+      </w:r>
+    </w:p>
+    <w:p>
+      <w:pPr>
+        <w:pStyle w:val="BlockText"/>
+      </w:pPr>
+      <w:r>
+        <w:rPr>
+          <w:b/>
+          <w:bCs/>
+        </w:rPr>
+        <w:t xml:space="preserve">Memory hook:</w:t>
+      </w:r>
+      <w:r>
+        <w:t xml:space="preserve"> </w:t>
+      </w:r>
+      <w:r>
+        <w:rPr>
+          <w:i/>
+          <w:iCs/>
+        </w:rPr>
+        <w:t xml:space="preserve">Two pointers, Window, BFS/DFS, Heap, Binary search, DP.</w:t>
+      </w:r>
+      <w:r>
+        <w:t xml:space="preserve"> </w:t>
+      </w:r>
+      <w:r>
+        <w:t xml:space="preserve">Six</w:t>
+      </w:r>
+      <w:r>
+        <w:t xml:space="preserve"> </w:t>
+      </w:r>
+      <w:r>
+        <w:t xml:space="preserve">tools cover most rounds — classify first, then code.</w:t>
+      </w:r>
+    </w:p>
+    <w:bookmarkEnd w:id="21"/>
+    <w:bookmarkStart w:id="22" w:name="mcqs-3"/>
+    <w:p>
+      <w:pPr>
+        <w:pStyle w:val="Heading3"/>
+      </w:pPr>
+      <w:r>
+        <w:t xml:space="preserve">MCQs</w:t>
+      </w:r>
+    </w:p>
+    <w:p>
+      <w:pPr>
+        <w:pStyle w:val="Compact"/>
+        <w:numPr>
+          <w:ilvl w:val="0"/>
+          <w:numId w:val="1007"/>
+        </w:numPr>
+      </w:pPr>
+      <w:r>
+        <w:t xml:space="preserve">“Longest contiguous subarray with sum ≤ k”</w:t>
+      </w:r>
+      <w:r>
+        <w:t xml:space="preserve"> </w:t>
+      </w:r>
+      <w:r>
+        <w:t xml:space="preserve">→ ? →</w:t>
+      </w:r>
+      <w:r>
+        <w:t xml:space="preserve"> </w:t>
+      </w:r>
+      <w:r>
+        <w:rPr>
+          <w:b/>
+          <w:bCs/>
+        </w:rPr>
+        <w:t xml:space="preserve">sliding window</w:t>
+      </w:r>
+      <w:r>
+        <w:t xml:space="preserve">.</w:t>
+      </w:r>
+    </w:p>
+    <w:p>
+      <w:pPr>
+        <w:pStyle w:val="Compact"/>
+        <w:numPr>
+          <w:ilvl w:val="0"/>
+          <w:numId w:val="1007"/>
+        </w:numPr>
+      </w:pPr>
+      <w:r>
+        <w:t xml:space="preserve">“Minimum capacity to ship within D days”</w:t>
+      </w:r>
+      <w:r>
+        <w:t xml:space="preserve"> </w:t>
+      </w:r>
+      <w:r>
+        <w:t xml:space="preserve">→ ? →</w:t>
+      </w:r>
+      <w:r>
+        <w:t xml:space="preserve"> </w:t>
+      </w:r>
+      <w:r>
+        <w:rPr>
+          <w:b/>
+          <w:bCs/>
+        </w:rPr>
+        <w:t xml:space="preserve">binary search on the answer</w:t>
+      </w:r>
+      <w:r>
+        <w:t xml:space="preserve">.</w:t>
+      </w:r>
+    </w:p>
+    <w:p>
+      <w:pPr>
+        <w:pStyle w:val="Compact"/>
+        <w:numPr>
+          <w:ilvl w:val="0"/>
+          <w:numId w:val="1007"/>
+        </w:numPr>
+      </w:pPr>
+      <w:r>
+        <w:t xml:space="preserve">“Shortest path in an unweighted grid”</w:t>
+      </w:r>
+      <w:r>
+        <w:t xml:space="preserve"> </w:t>
+      </w:r>
+      <w:r>
+        <w:t xml:space="preserve">→ ? →</w:t>
+      </w:r>
+      <w:r>
+        <w:t xml:space="preserve"> </w:t>
+      </w:r>
+      <w:r>
+        <w:rPr>
+          <w:b/>
+          <w:bCs/>
+        </w:rPr>
+        <w:t xml:space="preserve">BFS</w:t>
+      </w:r>
+      <w:r>
+        <w:t xml:space="preserve">.</w:t>
+      </w:r>
+    </w:p>
+    <w:p>
+      <w:r>
+        <w:pict>
+          <v:rect style="width:0;height:1.5pt" o:hralign="center" o:hrstd="t" o:hr="t"/>
+        </w:pict>
+      </w:r>
+    </w:p>
+    <w:bookmarkEnd w:id="22"/>
+    <w:bookmarkEnd w:id="23"/>
+    <w:bookmarkStart w:id="26" w:name="the-curated-problem-sets"/>
+    <w:p>
+      <w:pPr>
+        <w:pStyle w:val="Heading2"/>
+      </w:pPr>
+      <w:r>
+        <w:t xml:space="preserve">20.3 The Curated Problem Sets</w:t>
+      </w:r>
+    </w:p>
+    <w:p>
+      <w:pPr>
+        <w:pStyle w:val="FirstParagraph"/>
+      </w:pPr>
+      <w:r>
+        <w:t xml:space="preserve">Don’t grind 2000 random problems — these cover the space:</w:t>
+      </w:r>
+    </w:p>
+    <w:p>
+      <w:pPr>
+        <w:pStyle w:val="Compact"/>
+        <w:numPr>
+          <w:ilvl w:val="0"/>
+          <w:numId w:val="1008"/>
+        </w:numPr>
+      </w:pPr>
+      <w:r>
+        <w:rPr>
+          <w:b/>
+          <w:bCs/>
+        </w:rPr>
+        <w:t xml:space="preserve">Blind 75</w:t>
+      </w:r>
+      <w:r>
+        <w:t xml:space="preserve"> </w:t>
+      </w:r>
+      <w:r>
+        <w:t xml:space="preserve">— the classic minimum set, ~75 problems across all core patterns.</w:t>
+      </w:r>
+      <w:r>
+        <w:t xml:space="preserve"> </w:t>
+      </w:r>
+      <w:r>
+        <w:rPr>
+          <w:i/>
+          <w:iCs/>
+        </w:rPr>
+        <w:t xml:space="preserve">If you only do one list, do this.</w:t>
+      </w:r>
+    </w:p>
+    <w:p>
+      <w:pPr>
+        <w:pStyle w:val="Compact"/>
+        <w:numPr>
+          <w:ilvl w:val="0"/>
+          <w:numId w:val="1008"/>
+        </w:numPr>
+      </w:pPr>
+      <w:r>
+        <w:rPr>
+          <w:b/>
+          <w:bCs/>
+        </w:rPr>
+        <w:t xml:space="preserve">Neetcode 150</w:t>
+      </w:r>
+      <w:r>
+        <w:t xml:space="preserve"> </w:t>
+      </w:r>
+      <w:r>
+        <w:t xml:space="preserve">— Blind 75 + 75 more, grouped by pattern (arrays, two pointers,</w:t>
+      </w:r>
+      <w:r>
+        <w:t xml:space="preserve"> </w:t>
+      </w:r>
+      <w:r>
+        <w:t xml:space="preserve">sliding window, stack, binary search, linked list, trees, tries, heap,</w:t>
+      </w:r>
+      <w:r>
+        <w:t xml:space="preserve"> </w:t>
+      </w:r>
+      <w:r>
+        <w:t xml:space="preserve">backtracking, graphs, DP, greedy, intervals, math, bit).</w:t>
+      </w:r>
+      <w:r>
+        <w:t xml:space="preserve"> </w:t>
+      </w:r>
+      <w:r>
+        <w:rPr>
+          <w:b/>
+          <w:bCs/>
+        </w:rPr>
+        <w:t xml:space="preserve">Best structured</w:t>
+      </w:r>
+      <w:r>
+        <w:rPr>
+          <w:b/>
+          <w:bCs/>
+        </w:rPr>
+        <w:t xml:space="preserve"> </w:t>
+      </w:r>
+      <w:r>
+        <w:rPr>
+          <w:b/>
+          <w:bCs/>
+        </w:rPr>
+        <w:t xml:space="preserve">path.</w:t>
+      </w:r>
+    </w:p>
+    <w:p>
+      <w:pPr>
+        <w:pStyle w:val="Compact"/>
+        <w:numPr>
+          <w:ilvl w:val="0"/>
+          <w:numId w:val="1008"/>
+        </w:numPr>
+      </w:pPr>
+      <w:r>
+        <w:rPr>
+          <w:b/>
+          <w:bCs/>
+        </w:rPr>
+        <w:t xml:space="preserve">Grind 75 / 169</w:t>
+      </w:r>
+      <w:r>
+        <w:t xml:space="preserve"> </w:t>
+      </w:r>
+      <w:r>
+        <w:t xml:space="preserve">— schedule-based (adjustable by hours/week).</w:t>
+      </w:r>
+    </w:p>
+    <w:p>
+      <w:pPr>
+        <w:pStyle w:val="Compact"/>
+        <w:numPr>
+          <w:ilvl w:val="0"/>
+          <w:numId w:val="1008"/>
+        </w:numPr>
+      </w:pPr>
+      <w:r>
+        <w:rPr>
+          <w:b/>
+          <w:bCs/>
+        </w:rPr>
+        <w:t xml:space="preserve">LeetCode company tags</w:t>
+      </w:r>
+      <w:r>
+        <w:t xml:space="preserve"> </w:t>
+      </w:r>
+      <w:r>
+        <w:t xml:space="preserve">— once a company is targeted, do its tagged</w:t>
+      </w:r>
+      <w:r>
+        <w:t xml:space="preserve"> </w:t>
+      </w:r>
+      <w:r>
+        <w:t xml:space="preserve">“last 6</w:t>
+      </w:r>
+      <w:r>
+        <w:t xml:space="preserve"> </w:t>
+      </w:r>
+      <w:r>
+        <w:t xml:space="preserve">months”</w:t>
+      </w:r>
+      <w:r>
+        <w:t xml:space="preserve"> </w:t>
+      </w:r>
+      <w:r>
+        <w:t xml:space="preserve">set.</w:t>
+      </w:r>
+    </w:p>
+    <w:p>
+      <w:pPr>
+        <w:pStyle w:val="BlockText"/>
+      </w:pPr>
+      <w:r>
+        <w:rPr>
+          <w:b/>
+          <w:bCs/>
+        </w:rPr>
+        <w:t xml:space="preserve">Your Excel</w:t>
+      </w:r>
+      <w:r>
+        <w:rPr>
+          <w:b/>
+          <w:bCs/>
+        </w:rPr>
+        <w:t xml:space="preserve"> </w:t>
+      </w:r>
+      <w:r>
+        <w:rPr>
+          <w:b/>
+          <w:bCs/>
+        </w:rPr>
+        <w:t xml:space="preserve">“Top 300 Problems”</w:t>
+      </w:r>
+      <w:r>
+        <w:rPr>
+          <w:b/>
+          <w:bCs/>
+        </w:rPr>
+        <w:t xml:space="preserve"> </w:t>
+      </w:r>
+      <w:r>
+        <w:rPr>
+          <w:b/>
+          <w:bCs/>
+        </w:rPr>
+        <w:t xml:space="preserve">tab</w:t>
+      </w:r>
+      <w:r>
+        <w:t xml:space="preserve"> </w:t>
+      </w:r>
+      <w:r>
+        <w:t xml:space="preserve">seeds this pattern-wise; mark Solved /</w:t>
+      </w:r>
+      <w:r>
+        <w:t xml:space="preserve"> </w:t>
+      </w:r>
+      <w:r>
+        <w:t xml:space="preserve">Revisit there. Aim for</w:t>
+      </w:r>
+      <w:r>
+        <w:t xml:space="preserve"> </w:t>
+      </w:r>
+      <w:r>
+        <w:rPr>
+          <w:b/>
+          <w:bCs/>
+        </w:rPr>
+        <w:t xml:space="preserve">breadth across patterns first</w:t>
+      </w:r>
+      <w:r>
+        <w:t xml:space="preserve">, then depth.</w:t>
+      </w:r>
+    </w:p>
+    <w:bookmarkStart w:id="24" w:name="study-sequence-recommended-order"/>
+    <w:p>
+      <w:pPr>
+        <w:pStyle w:val="Heading3"/>
+      </w:pPr>
+      <w:r>
+        <w:t xml:space="preserve">Study sequence (recommended order)</w:t>
+      </w:r>
+    </w:p>
+    <w:p>
+      <w:pPr>
+        <w:pStyle w:val="FirstParagraph"/>
+      </w:pPr>
+      <w:r>
+        <w:t xml:space="preserve">Arrays &amp; Hashing → Two Pointers → Sliding Window → Stack → Binary Search →</w:t>
+      </w:r>
+      <w:r>
+        <w:t xml:space="preserve"> </w:t>
+      </w:r>
+      <w:r>
+        <w:t xml:space="preserve">Linked List → Trees → Tries → Heap → Backtracking → Graphs → 1-D DP → 2-D DP →</w:t>
+      </w:r>
+      <w:r>
+        <w:t xml:space="preserve"> </w:t>
+      </w:r>
+      <w:r>
+        <w:t xml:space="preserve">Greedy → Intervals → Math &amp; Bit. (Mirrors Neetcode’s grouping and this course’s</w:t>
+      </w:r>
+      <w:r>
+        <w:t xml:space="preserve"> </w:t>
+      </w:r>
+      <w:r>
+        <w:t xml:space="preserve">module order.)</w:t>
+      </w:r>
+    </w:p>
+    <w:bookmarkEnd w:id="24"/>
+    <w:bookmarkStart w:id="25" w:name="mcqs-4"/>
+    <w:p>
+      <w:pPr>
+        <w:pStyle w:val="Heading3"/>
+      </w:pPr>
+      <w:r>
+        <w:t xml:space="preserve">MCQs</w:t>
+      </w:r>
+    </w:p>
+    <w:p>
+      <w:pPr>
+        <w:pStyle w:val="Compact"/>
+        <w:numPr>
+          <w:ilvl w:val="0"/>
+          <w:numId w:val="1009"/>
+        </w:numPr>
+      </w:pPr>
+      <w:r>
+        <w:t xml:space="preserve">The single best minimal list? →</w:t>
+      </w:r>
+      <w:r>
+        <w:t xml:space="preserve"> </w:t>
+      </w:r>
+      <w:r>
+        <w:rPr>
+          <w:b/>
+          <w:bCs/>
+        </w:rPr>
+        <w:t xml:space="preserve">Blind 75</w:t>
+      </w:r>
+      <w:r>
+        <w:t xml:space="preserve">.</w:t>
+      </w:r>
+    </w:p>
+    <w:p>
+      <w:pPr>
+        <w:pStyle w:val="Compact"/>
+        <w:numPr>
+          <w:ilvl w:val="0"/>
+          <w:numId w:val="1009"/>
+        </w:numPr>
+      </w:pPr>
+      <w:r>
+        <w:t xml:space="preserve">Best</w:t>
+      </w:r>
+      <w:r>
+        <w:t xml:space="preserve"> </w:t>
+      </w:r>
+      <w:r>
+        <w:rPr>
+          <w:i/>
+          <w:iCs/>
+        </w:rPr>
+        <w:t xml:space="preserve">structured-by-pattern</w:t>
+      </w:r>
+      <w:r>
+        <w:t xml:space="preserve"> </w:t>
+      </w:r>
+      <w:r>
+        <w:t xml:space="preserve">path? →</w:t>
+      </w:r>
+      <w:r>
+        <w:t xml:space="preserve"> </w:t>
+      </w:r>
+      <w:r>
+        <w:rPr>
+          <w:b/>
+          <w:bCs/>
+        </w:rPr>
+        <w:t xml:space="preserve">Neetcode 150</w:t>
+      </w:r>
+      <w:r>
+        <w:t xml:space="preserve">.</w:t>
+      </w:r>
+    </w:p>
+    <w:p>
+      <w:pPr>
+        <w:pStyle w:val="Compact"/>
+        <w:numPr>
+          <w:ilvl w:val="0"/>
+          <w:numId w:val="1009"/>
+        </w:numPr>
+      </w:pPr>
+      <w:r>
+        <w:t xml:space="preserve">Breadth or depth first? →</w:t>
+      </w:r>
+      <w:r>
+        <w:t xml:space="preserve"> </w:t>
+      </w:r>
+      <w:r>
+        <w:rPr>
+          <w:b/>
+          <w:bCs/>
+        </w:rPr>
+        <w:t xml:space="preserve">breadth across patterns</w:t>
+      </w:r>
+      <w:r>
+        <w:t xml:space="preserve">, then depth.</w:t>
+      </w:r>
+    </w:p>
+    <w:p>
+      <w:r>
+        <w:pict>
+          <v:rect style="width:0;height:1.5pt" o:hralign="center" o:hrstd="t" o:hr="t"/>
+        </w:pict>
+      </w:r>
+    </w:p>
+    <w:bookmarkEnd w:id="25"/>
+    <w:bookmarkEnd w:id="26"/>
+    <w:bookmarkStart w:id="30" w:name="company-specific-focus"/>
+    <w:p>
+      <w:pPr>
+        <w:pStyle w:val="Heading2"/>
+      </w:pPr>
+      <w:r>
+        <w:t xml:space="preserve">20.4 Company-Specific Focus</w:t>
+      </w:r>
+    </w:p>
+    <w:tbl>
+      <w:tblPr>
+        <w:tblStyle w:val="Table"/>
+        <w:tblW w:type="pct" w:w="5000"/>
+        <w:tblLayout w:type="fixed"/>
+        <w:tblLook w:firstRow="1" w:lastRow="0" w:firstColumn="0" w:lastColumn="0" w:noHBand="0" w:noVBand="0" w:val="0020"/>
+      </w:tblPr>
+      <w:tblGrid>
+        <w:gridCol w:w="2640"/>
+        <w:gridCol w:w="2640"/>
+        <w:gridCol w:w="2640"/>
+      </w:tblGrid>
+      <w:tr>
+        <w:trPr>
+          <w:tblHeader w:val="on"/>
+        </w:trPr>
+        <w:tc>
+          <w:tcPr/>
+          <w:p>
+            <w:pPr>
+              <w:pStyle w:val="Compact"/>
+            </w:pPr>
+            <w:r>
               <w:t xml:space="preserve">Company</w:t>
             </w:r>
           </w:p>
@@ -2190,7 +3983,7 @@
         <w:pStyle w:val="Compact"/>
         <w:numPr>
           <w:ilvl w:val="0"/>
-          <w:numId w:val="1006"/>
+          <w:numId w:val="1010"/>
         </w:numPr>
       </w:pPr>
       <w:r>
@@ -2211,498 +4004,6 @@
       </w:r>
       <w:r>
         <w:t xml:space="preserve">every behavioral answer ties to one.</w:t>
-      </w:r>
-    </w:p>
-    <w:p>
-      <w:pPr>
-        <w:pStyle w:val="Compact"/>
-        <w:numPr>
-          <w:ilvl w:val="0"/>
-          <w:numId w:val="1006"/>
-        </w:numPr>
-      </w:pPr>
-      <w:r>
-        <w:rPr>
-          <w:b/>
-          <w:bCs/>
-        </w:rPr>
-        <w:t xml:space="preserve">Google tip:</w:t>
-      </w:r>
-      <w:r>
-        <w:t xml:space="preserve"> </w:t>
-      </w:r>
-      <w:r>
-        <w:t xml:space="preserve">they want the</w:t>
-      </w:r>
-      <w:r>
-        <w:t xml:space="preserve"> </w:t>
-      </w:r>
-      <w:r>
-        <w:rPr>
-          <w:i/>
-          <w:iCs/>
-        </w:rPr>
-        <w:t xml:space="preserve">optimal</w:t>
-      </w:r>
-      <w:r>
-        <w:t xml:space="preserve"> </w:t>
-      </w:r>
-      <w:r>
-        <w:t xml:space="preserve">solution and a crisp complexity</w:t>
-      </w:r>
-      <w:r>
-        <w:t xml:space="preserve"> </w:t>
-      </w:r>
-      <w:r>
-        <w:t xml:space="preserve">argument; partial/brute-only often isn’t enough at the bar.</w:t>
-      </w:r>
-    </w:p>
-    <w:bookmarkStart w:id="22" w:name="mcqs-3"/>
-    <w:p>
-      <w:pPr>
-        <w:pStyle w:val="Heading3"/>
-      </w:pPr>
-      <w:r>
-        <w:t xml:space="preserve">MCQs</w:t>
-      </w:r>
-    </w:p>
-    <w:p>
-      <w:pPr>
-        <w:pStyle w:val="Compact"/>
-        <w:numPr>
-          <w:ilvl w:val="0"/>
-          <w:numId w:val="1007"/>
-        </w:numPr>
-      </w:pPr>
-      <w:r>
-        <w:t xml:space="preserve">Amazon’s signature non-coding round? →</w:t>
-      </w:r>
-      <w:r>
-        <w:t xml:space="preserve"> </w:t>
-      </w:r>
-      <w:r>
-        <w:rPr>
-          <w:b/>
-          <w:bCs/>
-        </w:rPr>
-        <w:t xml:space="preserve">Leadership Principles (STAR)</w:t>
-      </w:r>
-      <w:r>
-        <w:t xml:space="preserve">.</w:t>
-      </w:r>
-    </w:p>
-    <w:p>
-      <w:pPr>
-        <w:pStyle w:val="Compact"/>
-        <w:numPr>
-          <w:ilvl w:val="0"/>
-          <w:numId w:val="1007"/>
-        </w:numPr>
-      </w:pPr>
-      <w:r>
-        <w:t xml:space="preserve">Meta interview pace? →</w:t>
-      </w:r>
-      <w:r>
-        <w:t xml:space="preserve"> </w:t>
-      </w:r>
-      <w:r>
-        <w:rPr>
-          <w:b/>
-          <w:bCs/>
-        </w:rPr>
-        <w:t xml:space="preserve">fast</w:t>
-      </w:r>
-      <w:r>
-        <w:t xml:space="preserve"> </w:t>
-      </w:r>
-      <w:r>
-        <w:t xml:space="preserve">(~2 problems/round).</w:t>
-      </w:r>
-    </w:p>
-    <w:p>
-      <w:pPr>
-        <w:pStyle w:val="Compact"/>
-        <w:numPr>
-          <w:ilvl w:val="0"/>
-          <w:numId w:val="1007"/>
-        </w:numPr>
-      </w:pPr>
-      <w:r>
-        <w:t xml:space="preserve">Google emphasises? →</w:t>
-      </w:r>
-      <w:r>
-        <w:t xml:space="preserve"> </w:t>
-      </w:r>
-      <w:r>
-        <w:rPr>
-          <w:b/>
-          <w:bCs/>
-        </w:rPr>
-        <w:t xml:space="preserve">optimal solution + clean code + complexity</w:t>
-      </w:r>
-      <w:r>
-        <w:t xml:space="preserve">.</w:t>
-      </w:r>
-    </w:p>
-    <w:p>
-      <w:r>
-        <w:pict>
-          <v:rect style="width:0;height:1.5pt" o:hralign="center" o:hrstd="t" o:hr="t"/>
-        </w:pict>
-      </w:r>
-    </w:p>
-    <w:bookmarkEnd w:id="22"/>
-    <w:bookmarkEnd w:id="23"/>
-    <w:bookmarkStart w:id="25" w:name="a-realistic-study-plan"/>
-    <w:p>
-      <w:pPr>
-        <w:pStyle w:val="Heading2"/>
-      </w:pPr>
-      <w:r>
-        <w:t xml:space="preserve">20.5 A Realistic Study Plan</w:t>
-      </w:r>
-    </w:p>
-    <w:p>
-      <w:pPr>
-        <w:pStyle w:val="Compact"/>
-        <w:numPr>
-          <w:ilvl w:val="0"/>
-          <w:numId w:val="1008"/>
-        </w:numPr>
-      </w:pPr>
-      <w:r>
-        <w:rPr>
-          <w:b/>
-          <w:bCs/>
-        </w:rPr>
-        <w:t xml:space="preserve">Foundation (weeks 1–8):</w:t>
-      </w:r>
-      <w:r>
-        <w:t xml:space="preserve"> </w:t>
-      </w:r>
-      <w:r>
-        <w:t xml:space="preserve">learn patterns (this course M1–M14) + ~100 problems</w:t>
-      </w:r>
-      <w:r>
-        <w:t xml:space="preserve"> </w:t>
-      </w:r>
-      <w:r>
-        <w:t xml:space="preserve">across patterns.</w:t>
-      </w:r>
-    </w:p>
-    <w:p>
-      <w:pPr>
-        <w:pStyle w:val="Compact"/>
-        <w:numPr>
-          <w:ilvl w:val="0"/>
-          <w:numId w:val="1008"/>
-        </w:numPr>
-      </w:pPr>
-      <w:r>
-        <w:rPr>
-          <w:b/>
-          <w:bCs/>
-        </w:rPr>
-        <w:t xml:space="preserve">Volume (weeks 9–16):</w:t>
-      </w:r>
-      <w:r>
-        <w:t xml:space="preserve"> </w:t>
-      </w:r>
-      <w:r>
-        <w:t xml:space="preserve">Neetcode 150 / Blind 75; ~150–200 problems; redo missed</w:t>
-      </w:r>
-      <w:r>
-        <w:t xml:space="preserve"> </w:t>
-      </w:r>
-      <w:r>
-        <w:t xml:space="preserve">ones.</w:t>
-      </w:r>
-    </w:p>
-    <w:p>
-      <w:pPr>
-        <w:pStyle w:val="Compact"/>
-        <w:numPr>
-          <w:ilvl w:val="0"/>
-          <w:numId w:val="1008"/>
-        </w:numPr>
-      </w:pPr>
-      <w:r>
-        <w:rPr>
-          <w:b/>
-          <w:bCs/>
-        </w:rPr>
-        <w:t xml:space="preserve">Polish (weeks 17–24):</w:t>
-      </w:r>
-      <w:r>
-        <w:t xml:space="preserve"> </w:t>
-      </w:r>
-      <w:r>
-        <w:rPr>
-          <w:b/>
-          <w:bCs/>
-        </w:rPr>
-        <w:t xml:space="preserve">mock interviews</w:t>
-      </w:r>
-      <w:r>
-        <w:t xml:space="preserve"> </w:t>
-      </w:r>
-      <w:r>
-        <w:t xml:space="preserve">(Pramp/peers), company-tagged</w:t>
-      </w:r>
-      <w:r>
-        <w:t xml:space="preserve"> </w:t>
-      </w:r>
-      <w:r>
-        <w:t xml:space="preserve">problems, behavioral prep, system design (for senior).</w:t>
-      </w:r>
-    </w:p>
-    <w:p>
-      <w:pPr>
-        <w:pStyle w:val="Compact"/>
-        <w:numPr>
-          <w:ilvl w:val="0"/>
-          <w:numId w:val="1008"/>
-        </w:numPr>
-      </w:pPr>
-      <w:r>
-        <w:rPr>
-          <w:b/>
-          <w:bCs/>
-        </w:rPr>
-        <w:t xml:space="preserve">Daily:</w:t>
-      </w:r>
-      <w:r>
-        <w:t xml:space="preserve"> </w:t>
-      </w:r>
-      <w:r>
-        <w:t xml:space="preserve">2–4 problems, always</w:t>
-      </w:r>
-      <w:r>
-        <w:t xml:space="preserve"> </w:t>
-      </w:r>
-      <w:r>
-        <w:rPr>
-          <w:b/>
-          <w:bCs/>
-        </w:rPr>
-        <w:t xml:space="preserve">timed</w:t>
-      </w:r>
-      <w:r>
-        <w:t xml:space="preserve"> </w:t>
-      </w:r>
-      <w:r>
-        <w:t xml:space="preserve">(35–45 min), always</w:t>
-      </w:r>
-      <w:r>
-        <w:t xml:space="preserve"> </w:t>
-      </w:r>
-      <w:r>
-        <w:rPr>
-          <w:b/>
-          <w:bCs/>
-        </w:rPr>
-        <w:t xml:space="preserve">think-aloud</w:t>
-      </w:r>
-      <w:r>
-        <w:t xml:space="preserve">.</w:t>
-      </w:r>
-    </w:p>
-    <w:p>
-      <w:pPr>
-        <w:pStyle w:val="Compact"/>
-        <w:numPr>
-          <w:ilvl w:val="0"/>
-          <w:numId w:val="1008"/>
-        </w:numPr>
-      </w:pPr>
-      <w:r>
-        <w:rPr>
-          <w:b/>
-          <w:bCs/>
-        </w:rPr>
-        <w:t xml:space="preserve">Weakness log:</w:t>
-      </w:r>
-      <w:r>
-        <w:t xml:space="preserve"> </w:t>
-      </w:r>
-      <w:r>
-        <w:t xml:space="preserve">track every problem you missed and</w:t>
-      </w:r>
-      <w:r>
-        <w:t xml:space="preserve"> </w:t>
-      </w:r>
-      <w:r>
-        <w:rPr>
-          <w:i/>
-          <w:iCs/>
-        </w:rPr>
-        <w:t xml:space="preserve">why</w:t>
-      </w:r>
-      <w:r>
-        <w:t xml:space="preserve"> </w:t>
-      </w:r>
-      <w:r>
-        <w:t xml:space="preserve">(pattern? bug? edge</w:t>
-      </w:r>
-      <w:r>
-        <w:t xml:space="preserve"> </w:t>
-      </w:r>
-      <w:r>
-        <w:t xml:space="preserve">case?) and re-drill it.</w:t>
-      </w:r>
-    </w:p>
-    <w:p>
-      <w:pPr>
-        <w:pStyle w:val="BlockText"/>
-      </w:pPr>
-      <w:r>
-        <w:t xml:space="preserve">See the Excel</w:t>
-      </w:r>
-      <w:r>
-        <w:t xml:space="preserve"> </w:t>
-      </w:r>
-      <w:r>
-        <w:rPr>
-          <w:b/>
-          <w:bCs/>
-        </w:rPr>
-        <w:t xml:space="preserve">“6-Month Roadmap”</w:t>
-      </w:r>
-      <w:r>
-        <w:t xml:space="preserve"> </w:t>
-      </w:r>
-      <w:r>
-        <w:t xml:space="preserve">and</w:t>
-      </w:r>
-      <w:r>
-        <w:t xml:space="preserve"> </w:t>
-      </w:r>
-      <w:r>
-        <w:rPr>
-          <w:b/>
-          <w:bCs/>
-        </w:rPr>
-        <w:t xml:space="preserve">“Interview Roadmap”</w:t>
-      </w:r>
-      <w:r>
-        <w:t xml:space="preserve"> </w:t>
-      </w:r>
-      <w:r>
-        <w:t xml:space="preserve">tabs for the</w:t>
-      </w:r>
-      <w:r>
-        <w:t xml:space="preserve"> </w:t>
-      </w:r>
-      <w:r>
-        <w:t xml:space="preserve">week-by-week and company-by-company plans.</w:t>
-      </w:r>
-    </w:p>
-    <w:bookmarkStart w:id="24" w:name="mcqs-4"/>
-    <w:p>
-      <w:pPr>
-        <w:pStyle w:val="Heading3"/>
-      </w:pPr>
-      <w:r>
-        <w:t xml:space="preserve">MCQs</w:t>
-      </w:r>
-    </w:p>
-    <w:p>
-      <w:pPr>
-        <w:pStyle w:val="Compact"/>
-        <w:numPr>
-          <w:ilvl w:val="0"/>
-          <w:numId w:val="1009"/>
-        </w:numPr>
-      </w:pPr>
-      <w:r>
-        <w:t xml:space="preserve">Practice problems how? →</w:t>
-      </w:r>
-      <w:r>
-        <w:t xml:space="preserve"> </w:t>
-      </w:r>
-      <w:r>
-        <w:rPr>
-          <w:b/>
-          <w:bCs/>
-        </w:rPr>
-        <w:t xml:space="preserve">timed + think-aloud</w:t>
-      </w:r>
-      <w:r>
-        <w:t xml:space="preserve">.</w:t>
-      </w:r>
-    </w:p>
-    <w:p>
-      <w:pPr>
-        <w:pStyle w:val="Compact"/>
-        <w:numPr>
-          <w:ilvl w:val="0"/>
-          <w:numId w:val="1009"/>
-        </w:numPr>
-      </w:pPr>
-      <w:r>
-        <w:t xml:space="preserve">What to track? → a</w:t>
-      </w:r>
-      <w:r>
-        <w:t xml:space="preserve"> </w:t>
-      </w:r>
-      <w:r>
-        <w:rPr>
-          <w:b/>
-          <w:bCs/>
-        </w:rPr>
-        <w:t xml:space="preserve">weakness log</w:t>
-      </w:r>
-      <w:r>
-        <w:t xml:space="preserve"> </w:t>
-      </w:r>
-      <w:r>
-        <w:t xml:space="preserve">(what you missed and why).</w:t>
-      </w:r>
-    </w:p>
-    <w:p>
-      <w:pPr>
-        <w:pStyle w:val="Compact"/>
-        <w:numPr>
-          <w:ilvl w:val="0"/>
-          <w:numId w:val="1009"/>
-        </w:numPr>
-      </w:pPr>
-      <w:r>
-        <w:t xml:space="preserve">Senior rounds add? →</w:t>
-      </w:r>
-      <w:r>
-        <w:t xml:space="preserve"> </w:t>
-      </w:r>
-      <w:r>
-        <w:rPr>
-          <w:b/>
-          <w:bCs/>
-        </w:rPr>
-        <w:t xml:space="preserve">system design</w:t>
-      </w:r>
-      <w:r>
-        <w:t xml:space="preserve"> </w:t>
-      </w:r>
-      <w:r>
-        <w:t xml:space="preserve">+ behavioral.</w:t>
-      </w:r>
-    </w:p>
-    <w:p>
-      <w:r>
-        <w:pict>
-          <v:rect style="width:0;height:1.5pt" o:hralign="center" o:hrstd="t" o:hr="t"/>
-        </w:pict>
-      </w:r>
-    </w:p>
-    <w:bookmarkEnd w:id="24"/>
-    <w:bookmarkEnd w:id="25"/>
-    <w:bookmarkStart w:id="26" w:name="module-20-concept-review-one-page"/>
-    <w:p>
-      <w:pPr>
-        <w:pStyle w:val="Heading2"/>
-      </w:pPr>
-      <w:r>
-        <w:t xml:space="preserve">Module 20 — Concept Review (one page)</w:t>
       </w:r>
     </w:p>
     <w:p>
@@ -2718,141 +4019,44 @@
           <w:b/>
           <w:bCs/>
         </w:rPr>
-        <w:t xml:space="preserve">Framework:</w:t>
-      </w:r>
-      <w:r>
-        <w:t xml:space="preserve"> </w:t>
-      </w:r>
-      <w:r>
-        <w:t xml:space="preserve">Clarify → Examples → Approach (brute force first) → Code → Test →</w:t>
-      </w:r>
-      <w:r>
-        <w:t xml:space="preserve"> </w:t>
-      </w:r>
-      <w:r>
-        <w:t xml:space="preserve">Complexity. Communication + complexity + edge cases are scored.</w:t>
-      </w:r>
-    </w:p>
-    <w:p>
-      <w:pPr>
-        <w:pStyle w:val="Compact"/>
-        <w:numPr>
-          <w:ilvl w:val="0"/>
-          <w:numId w:val="1010"/>
-        </w:numPr>
-      </w:pPr>
-      <w:r>
-        <w:rPr>
-          <w:b/>
-          <w:bCs/>
-        </w:rPr>
-        <w:t xml:space="preserve">Pattern map:</w:t>
-      </w:r>
-      <w:r>
-        <w:t xml:space="preserve"> </w:t>
-      </w:r>
-      <w:r>
-        <w:t xml:space="preserve">learn keyword → technique (binary search, sliding window, heap,</w:t>
-      </w:r>
-      <w:r>
-        <w:t xml:space="preserve"> </w:t>
-      </w:r>
-      <w:r>
-        <w:t xml:space="preserve">monotonic stack, backtracking, DP, graphs, hashmap, intervals, prefix sum).</w:t>
-      </w:r>
-    </w:p>
-    <w:p>
-      <w:pPr>
-        <w:pStyle w:val="Compact"/>
-        <w:numPr>
-          <w:ilvl w:val="0"/>
-          <w:numId w:val="1010"/>
-        </w:numPr>
-      </w:pPr>
-      <w:r>
-        <w:rPr>
-          <w:b/>
-          <w:bCs/>
-        </w:rPr>
-        <w:t xml:space="preserve">Lists:</w:t>
-      </w:r>
-      <w:r>
-        <w:t xml:space="preserve"> </w:t>
-      </w:r>
-      <w:r>
-        <w:t xml:space="preserve">Blind 75 (minimum), Neetcode 150 (structured), Grind (scheduled);</w:t>
-      </w:r>
-      <w:r>
-        <w:t xml:space="preserve"> </w:t>
-      </w:r>
-      <w:r>
-        <w:t xml:space="preserve">breadth → depth; track in the Excel Top-300 tab.</w:t>
-      </w:r>
-    </w:p>
-    <w:p>
-      <w:pPr>
-        <w:pStyle w:val="Compact"/>
-        <w:numPr>
-          <w:ilvl w:val="0"/>
-          <w:numId w:val="1010"/>
-        </w:numPr>
-      </w:pPr>
-      <w:r>
-        <w:rPr>
-          <w:b/>
-          <w:bCs/>
-        </w:rPr>
-        <w:t xml:space="preserve">Companies:</w:t>
-      </w:r>
-      <w:r>
-        <w:t xml:space="preserve"> </w:t>
-      </w:r>
-      <w:r>
-        <w:t xml:space="preserve">Google (optimal+clean), Meta (fast pace), Amazon (LP/STAR),</w:t>
-      </w:r>
-      <w:r>
-        <w:t xml:space="preserve"> </w:t>
-      </w:r>
-      <w:r>
-        <w:t xml:space="preserve">Microsoft (practical), AI labs (DSA+ML).</w:t>
-      </w:r>
-    </w:p>
-    <w:p>
-      <w:pPr>
-        <w:pStyle w:val="Compact"/>
-        <w:numPr>
-          <w:ilvl w:val="0"/>
-          <w:numId w:val="1010"/>
-        </w:numPr>
-      </w:pPr>
-      <w:r>
-        <w:rPr>
-          <w:b/>
-          <w:bCs/>
-        </w:rPr>
-        <w:t xml:space="preserve">Plan:</w:t>
-      </w:r>
-      <w:r>
-        <w:t xml:space="preserve"> </w:t>
-      </w:r>
-      <w:r>
-        <w:t xml:space="preserve">patterns → volume → mocks; daily timed think-aloud; keep a weakness</w:t>
-      </w:r>
-      <w:r>
-        <w:t xml:space="preserve"> </w:t>
-      </w:r>
-      <w:r>
-        <w:t xml:space="preserve">log.</w:t>
-      </w:r>
-    </w:p>
-    <w:bookmarkEnd w:id="26"/>
-    <w:bookmarkStart w:id="27" w:name="module-20-flash-cards"/>
-    <w:p>
-      <w:pPr>
-        <w:pStyle w:val="Heading2"/>
-      </w:pPr>
-      <w:r>
-        <w:t xml:space="preserve">Module 20 — Flash Cards</w:t>
+        <w:t xml:space="preserve">Google tip:</w:t>
+      </w:r>
+      <w:r>
+        <w:t xml:space="preserve"> </w:t>
+      </w:r>
+      <w:r>
+        <w:t xml:space="preserve">they want the</w:t>
+      </w:r>
+      <w:r>
+        <w:t xml:space="preserve"> </w:t>
+      </w:r>
+      <w:r>
+        <w:rPr>
+          <w:i/>
+          <w:iCs/>
+        </w:rPr>
+        <w:t xml:space="preserve">optimal</w:t>
+      </w:r>
+      <w:r>
+        <w:t xml:space="preserve"> </w:t>
+      </w:r>
+      <w:r>
+        <w:t xml:space="preserve">solution and a crisp complexity</w:t>
+      </w:r>
+      <w:r>
+        <w:t xml:space="preserve"> </w:t>
+      </w:r>
+      <w:r>
+        <w:t xml:space="preserve">argument; partial/brute-only often isn’t enough at the bar.</w:t>
+      </w:r>
+    </w:p>
+    <w:bookmarkStart w:id="27" w:name="mcqs-5"/>
+    <w:p>
+      <w:pPr>
+        <w:pStyle w:val="Heading3"/>
+      </w:pPr>
+      <w:r>
+        <w:t xml:space="preserve">MCQs</w:t>
       </w:r>
     </w:p>
     <w:p>
@@ -2864,17 +4068,20 @@
         </w:numPr>
       </w:pPr>
       <w:r>
-        <w:t xml:space="preserve">Q: Steps before coding?</w:t>
-      </w:r>
-      <w:r>
-        <w:t xml:space="preserve"> </w:t>
-      </w:r>
-      <w:r>
-        <w:rPr>
-          <w:b/>
-          <w:bCs/>
-        </w:rPr>
-        <w:t xml:space="preserve">A: clarify, examples, approach (brute force first).</w:t>
+        <w:t xml:space="preserve">Amazon’s signature non-coding round? →</w:t>
+      </w:r>
+      <w:r>
+        <w:t xml:space="preserve"> </w:t>
+      </w:r>
+      <w:r>
+        <w:rPr>
+          <w:b/>
+          <w:bCs/>
+        </w:rPr>
+        <w:t xml:space="preserve">Leadership Principles (STAR)</w:t>
+      </w:r>
+      <w:r>
+        <w:t xml:space="preserve">.</w:t>
       </w:r>
     </w:p>
     <w:p>
@@ -2886,17 +4093,23 @@
         </w:numPr>
       </w:pPr>
       <w:r>
-        <w:t xml:space="preserve">Q: Top scored signal?</w:t>
-      </w:r>
-      <w:r>
-        <w:t xml:space="preserve"> </w:t>
-      </w:r>
-      <w:r>
-        <w:rPr>
-          <w:b/>
-          <w:bCs/>
-        </w:rPr>
-        <w:t xml:space="preserve">A: communication / think-aloud.</w:t>
+        <w:t xml:space="preserve">Meta interview pace? →</w:t>
+      </w:r>
+      <w:r>
+        <w:t xml:space="preserve"> </w:t>
+      </w:r>
+      <w:r>
+        <w:rPr>
+          <w:b/>
+          <w:bCs/>
+        </w:rPr>
+        <w:t xml:space="preserve">fast</w:t>
+      </w:r>
+      <w:r>
+        <w:t xml:space="preserve"> </w:t>
+      </w:r>
+      <w:r>
+        <w:t xml:space="preserve">(~2 problems/round).</w:t>
       </w:r>
     </w:p>
     <w:p>
@@ -2908,71 +4121,30 @@
         </w:numPr>
       </w:pPr>
       <w:r>
-        <w:t xml:space="preserve">Q: Best structured list?</w:t>
-      </w:r>
-      <w:r>
-        <w:t xml:space="preserve"> </w:t>
-      </w:r>
-      <w:r>
-        <w:rPr>
-          <w:b/>
-          <w:bCs/>
-        </w:rPr>
-        <w:t xml:space="preserve">A: Neetcode 150.</w:t>
-      </w:r>
-    </w:p>
-    <w:p>
-      <w:pPr>
-        <w:pStyle w:val="Compact"/>
-        <w:numPr>
-          <w:ilvl w:val="0"/>
-          <w:numId w:val="1011"/>
-        </w:numPr>
-      </w:pPr>
-      <w:r>
-        <w:t xml:space="preserve">Q: Amazon’s key round?</w:t>
-      </w:r>
-      <w:r>
-        <w:t xml:space="preserve"> </w:t>
-      </w:r>
-      <w:r>
-        <w:rPr>
-          <w:b/>
-          <w:bCs/>
-        </w:rPr>
-        <w:t xml:space="preserve">A: Leadership Principles (STAR).</w:t>
-      </w:r>
-    </w:p>
-    <w:p>
-      <w:pPr>
-        <w:pStyle w:val="Compact"/>
-        <w:numPr>
-          <w:ilvl w:val="0"/>
-          <w:numId w:val="1011"/>
-        </w:numPr>
-      </w:pPr>
-      <w:r>
-        <w:t xml:space="preserve">Q: Practice style?</w:t>
-      </w:r>
-      <w:r>
-        <w:t xml:space="preserve"> </w:t>
-      </w:r>
-      <w:r>
-        <w:rPr>
-          <w:b/>
-          <w:bCs/>
-        </w:rPr>
-        <w:t xml:space="preserve">A: timed + think-aloud + weakness log.</w:t>
+        <w:t xml:space="preserve">Google emphasises? →</w:t>
+      </w:r>
+      <w:r>
+        <w:t xml:space="preserve"> </w:t>
+      </w:r>
+      <w:r>
+        <w:rPr>
+          <w:b/>
+          <w:bCs/>
+        </w:rPr>
+        <w:t xml:space="preserve">optimal solution + clean code + complexity</w:t>
+      </w:r>
+      <w:r>
+        <w:t xml:space="preserve">.</w:t>
       </w:r>
     </w:p>
     <w:bookmarkEnd w:id="27"/>
-    <w:bookmarkStart w:id="28" w:name="module-20-pattern-recognition"/>
-    <w:p>
-      <w:pPr>
-        <w:pStyle w:val="Heading2"/>
-      </w:pPr>
-      <w:r>
-        <w:t xml:space="preserve">Module 20 — Pattern Recognition</w:t>
+    <w:bookmarkStart w:id="28" w:name="a-behavioral-rounds-the-star-method"/>
+    <w:p>
+      <w:pPr>
+        <w:pStyle w:val="Heading3"/>
+      </w:pPr>
+      <w:r>
+        <w:t xml:space="preserve">20.4a Behavioral rounds: the STAR method</w:t>
       </w:r>
     </w:p>
     <w:p>
@@ -2980,7 +4152,342 @@
         <w:pStyle w:val="FirstParagraph"/>
       </w:pPr>
       <w:r>
-        <w:t xml:space="preserve">(See §20.2 table — the master keyword→technique map. This</w:t>
+        <w:t xml:space="preserve">Behavioral questions (</w:t>
+      </w:r>
+      <w:r>
+        <w:t xml:space="preserve">“Tell me about a time you…”</w:t>
+      </w:r>
+      <w:r>
+        <w:t xml:space="preserve">) are scored just like coding</w:t>
+      </w:r>
+      <w:r>
+        <w:t xml:space="preserve"> </w:t>
+      </w:r>
+      <w:r>
+        <w:t xml:space="preserve">rounds — with a rubric.</w:t>
+      </w:r>
+      <w:r>
+        <w:t xml:space="preserve"> </w:t>
+      </w:r>
+      <w:r>
+        <w:rPr>
+          <w:b/>
+          <w:bCs/>
+        </w:rPr>
+        <w:t xml:space="preserve">STAR</w:t>
+      </w:r>
+      <w:r>
+        <w:t xml:space="preserve"> </w:t>
+      </w:r>
+      <w:r>
+        <w:t xml:space="preserve">is the structure that answers them well:</w:t>
+      </w:r>
+    </w:p>
+    <w:tbl>
+      <w:tblPr>
+        <w:tblStyle w:val="Table"/>
+        <w:tblW w:type="pct" w:w="5000"/>
+        <w:tblLayout w:type="fixed"/>
+        <w:tblLook w:firstRow="1" w:lastRow="0" w:firstColumn="0" w:lastColumn="0" w:noHBand="0" w:noVBand="0" w:val="0020"/>
+      </w:tblPr>
+      <w:tblGrid>
+        <w:gridCol w:w="2640"/>
+        <w:gridCol w:w="2640"/>
+        <w:gridCol w:w="2640"/>
+      </w:tblGrid>
+      <w:tr>
+        <w:trPr>
+          <w:tblHeader w:val="on"/>
+        </w:trPr>
+        <w:tc>
+          <w:tcPr/>
+          <w:p>
+            <w:pPr>
+              <w:pStyle w:val="Compact"/>
+            </w:pPr>
+            <w:r>
+              <w:t xml:space="preserve">Letter</w:t>
+            </w:r>
+          </w:p>
+        </w:tc>
+        <w:tc>
+          <w:tcPr/>
+          <w:p>
+            <w:pPr>
+              <w:pStyle w:val="Compact"/>
+            </w:pPr>
+            <w:r>
+              <w:t xml:space="preserve">Means</w:t>
+            </w:r>
+          </w:p>
+        </w:tc>
+        <w:tc>
+          <w:tcPr/>
+          <w:p>
+            <w:pPr>
+              <w:pStyle w:val="Compact"/>
+            </w:pPr>
+            <w:r>
+              <w:t xml:space="preserve">What to say (keep it tight)</w:t>
+            </w:r>
+          </w:p>
+        </w:tc>
+      </w:tr>
+      <w:tr>
+        <w:tc>
+          <w:tcPr/>
+          <w:p>
+            <w:pPr>
+              <w:pStyle w:val="Compact"/>
+            </w:pPr>
+            <w:r>
+              <w:rPr>
+                <w:b/>
+                <w:bCs/>
+              </w:rPr>
+              <w:t xml:space="preserve">S — Situation</w:t>
+            </w:r>
+          </w:p>
+        </w:tc>
+        <w:tc>
+          <w:tcPr/>
+          <w:p>
+            <w:pPr>
+              <w:pStyle w:val="Compact"/>
+            </w:pPr>
+            <w:r>
+              <w:t xml:space="preserve">the context</w:t>
+            </w:r>
+          </w:p>
+        </w:tc>
+        <w:tc>
+          <w:tcPr/>
+          <w:p>
+            <w:pPr>
+              <w:pStyle w:val="Compact"/>
+            </w:pPr>
+            <w:r>
+              <w:t xml:space="preserve">1–2 sentences: project, your role, the stakes</w:t>
+            </w:r>
+          </w:p>
+        </w:tc>
+      </w:tr>
+      <w:tr>
+        <w:tc>
+          <w:tcPr/>
+          <w:p>
+            <w:pPr>
+              <w:pStyle w:val="Compact"/>
+            </w:pPr>
+            <w:r>
+              <w:rPr>
+                <w:b/>
+                <w:bCs/>
+              </w:rPr>
+              <w:t xml:space="preserve">T — Task</w:t>
+            </w:r>
+          </w:p>
+        </w:tc>
+        <w:tc>
+          <w:tcPr/>
+          <w:p>
+            <w:pPr>
+              <w:pStyle w:val="Compact"/>
+            </w:pPr>
+            <w:r>
+              <w:t xml:space="preserve">your specific goal / responsibility</w:t>
+            </w:r>
+          </w:p>
+        </w:tc>
+        <w:tc>
+          <w:tcPr/>
+          <w:p>
+            <w:pPr>
+              <w:pStyle w:val="Compact"/>
+            </w:pPr>
+            <w:r>
+              <w:t xml:space="preserve">what</w:t>
+            </w:r>
+            <w:r>
+              <w:t xml:space="preserve"> </w:t>
+            </w:r>
+            <w:r>
+              <w:rPr>
+                <w:i/>
+                <w:iCs/>
+              </w:rPr>
+              <w:t xml:space="preserve">you</w:t>
+            </w:r>
+            <w:r>
+              <w:t xml:space="preserve"> </w:t>
+            </w:r>
+            <w:r>
+              <w:t xml:space="preserve">had to achieve, and the constraint</w:t>
+            </w:r>
+          </w:p>
+        </w:tc>
+      </w:tr>
+      <w:tr>
+        <w:tc>
+          <w:tcPr/>
+          <w:p>
+            <w:pPr>
+              <w:pStyle w:val="Compact"/>
+            </w:pPr>
+            <w:r>
+              <w:rPr>
+                <w:b/>
+                <w:bCs/>
+              </w:rPr>
+              <w:t xml:space="preserve">A — Action</w:t>
+            </w:r>
+          </w:p>
+        </w:tc>
+        <w:tc>
+          <w:tcPr/>
+          <w:p>
+            <w:pPr>
+              <w:pStyle w:val="Compact"/>
+            </w:pPr>
+            <w:r>
+              <w:t xml:space="preserve">what</w:t>
+            </w:r>
+            <w:r>
+              <w:t xml:space="preserve"> </w:t>
+            </w:r>
+            <w:r>
+              <w:rPr>
+                <w:b/>
+                <w:bCs/>
+              </w:rPr>
+              <w:t xml:space="preserve">you</w:t>
+            </w:r>
+            <w:r>
+              <w:t xml:space="preserve"> </w:t>
+            </w:r>
+            <w:r>
+              <w:t xml:space="preserve">personally did</w:t>
+            </w:r>
+          </w:p>
+        </w:tc>
+        <w:tc>
+          <w:tcPr/>
+          <w:p>
+            <w:pPr>
+              <w:pStyle w:val="Compact"/>
+            </w:pPr>
+            <w:r>
+              <w:t xml:space="preserve">the bulk of the answer; concrete steps, decisions, trade-offs — use</w:t>
+            </w:r>
+            <w:r>
+              <w:t xml:space="preserve"> </w:t>
+            </w:r>
+            <w:r>
+              <w:t xml:space="preserve">“</w:t>
+            </w:r>
+            <w:r>
+              <w:rPr>
+                <w:b/>
+                <w:bCs/>
+              </w:rPr>
+              <w:t xml:space="preserve">I</w:t>
+            </w:r>
+            <w:r>
+              <w:t xml:space="preserve">”</w:t>
+            </w:r>
+            <w:r>
+              <w:t xml:space="preserve">, not</w:t>
+            </w:r>
+            <w:r>
+              <w:t xml:space="preserve"> </w:t>
+            </w:r>
+            <w:r>
+              <w:t xml:space="preserve">“we”</w:t>
+            </w:r>
+          </w:p>
+        </w:tc>
+      </w:tr>
+      <w:tr>
+        <w:tc>
+          <w:tcPr/>
+          <w:p>
+            <w:pPr>
+              <w:pStyle w:val="Compact"/>
+            </w:pPr>
+            <w:r>
+              <w:rPr>
+                <w:b/>
+                <w:bCs/>
+              </w:rPr>
+              <w:t xml:space="preserve">R — Result</w:t>
+            </w:r>
+          </w:p>
+        </w:tc>
+        <w:tc>
+          <w:tcPr/>
+          <w:p>
+            <w:pPr>
+              <w:pStyle w:val="Compact"/>
+            </w:pPr>
+            <w:r>
+              <w:t xml:space="preserve">the outcome,</w:t>
+            </w:r>
+            <w:r>
+              <w:t xml:space="preserve"> </w:t>
+            </w:r>
+            <w:r>
+              <w:rPr>
+                <w:b/>
+                <w:bCs/>
+              </w:rPr>
+              <w:t xml:space="preserve">quantified</w:t>
+            </w:r>
+          </w:p>
+        </w:tc>
+        <w:tc>
+          <w:tcPr/>
+          <w:p>
+            <w:pPr>
+              <w:pStyle w:val="Compact"/>
+            </w:pPr>
+            <w:r>
+              <w:t xml:space="preserve">metrics (</w:t>
+            </w:r>
+            <w:r>
+              <w:t xml:space="preserve">“cut latency 40%”</w:t>
+            </w:r>
+            <w:r>
+              <w:t xml:space="preserve">,</w:t>
+            </w:r>
+            <w:r>
+              <w:t xml:space="preserve"> </w:t>
+            </w:r>
+            <w:r>
+              <w:t xml:space="preserve">“shipped 2 weeks early”</w:t>
+            </w:r>
+            <w:r>
+              <w:t xml:space="preserve">), and what you learned</w:t>
+            </w:r>
+          </w:p>
+        </w:tc>
+      </w:tr>
+    </w:tbl>
+    <w:p>
+      <w:pPr>
+        <w:pStyle w:val="BodyText"/>
+      </w:pPr>
+      <w:r>
+        <w:rPr>
+          <w:b/>
+          <w:bCs/>
+        </w:rPr>
+        <w:t xml:space="preserve">Worked skeleton</w:t>
+      </w:r>
+      <w:r>
+        <w:t xml:space="preserve"> </w:t>
+      </w:r>
+      <w:r>
+        <w:t xml:space="preserve">(question:</w:t>
       </w:r>
       <w:r>
         <w:t xml:space="preserve"> </w:t>
@@ -2990,29 +4497,75 @@
           <w:i/>
           <w:iCs/>
         </w:rPr>
-        <w:t xml:space="preserve">is</w:t>
-      </w:r>
-      <w:r>
-        <w:t xml:space="preserve"> </w:t>
-      </w:r>
-      <w:r>
-        <w:t xml:space="preserve">the interview</w:t>
-      </w:r>
-      <w:r>
-        <w:t xml:space="preserve"> </w:t>
-      </w:r>
-      <w:r>
-        <w:t xml:space="preserve">skill: classify the problem, then apply the right module.)</w:t>
-      </w:r>
-    </w:p>
-    <w:bookmarkEnd w:id="28"/>
-    <w:bookmarkStart w:id="29" w:name="module-20-interview-questions-meta-level"/>
-    <w:p>
-      <w:pPr>
-        <w:pStyle w:val="Heading2"/>
-      </w:pPr>
-      <w:r>
-        <w:t xml:space="preserve">Module 20 — Interview Questions (meta-level)</w:t>
+        <w:t xml:space="preserve">“a time you handled a conflict”</w:t>
+      </w:r>
+      <w:r>
+        <w:t xml:space="preserve">):</w:t>
+      </w:r>
+    </w:p>
+    <w:p>
+      <w:pPr>
+        <w:pStyle w:val="SourceCode"/>
+      </w:pPr>
+      <w:r>
+        <w:rPr>
+          <w:rStyle w:val="VerbatimChar"/>
+        </w:rPr>
+        <w:t xml:space="preserve">S: On the payments team, a teammate and I disagreed on the retry design</w:t>
+      </w:r>
+      <w:r>
+        <w:br/>
+      </w:r>
+      <w:r>
+        <w:rPr>
+          <w:rStyle w:val="VerbatimChar"/>
+        </w:rPr>
+        <w:t xml:space="preserve">   two days before a launch.</w:t>
+      </w:r>
+      <w:r>
+        <w:br/>
+      </w:r>
+      <w:r>
+        <w:rPr>
+          <w:rStyle w:val="VerbatimChar"/>
+        </w:rPr>
+        <w:t xml:space="preserve">T: I had to reach a decision we could both own without slipping the date.</w:t>
+      </w:r>
+      <w:r>
+        <w:br/>
+      </w:r>
+      <w:r>
+        <w:rPr>
+          <w:rStyle w:val="VerbatimChar"/>
+        </w:rPr>
+        <w:t xml:space="preserve">A: I wrote up both designs with their failure modes, ran a quick load test on</w:t>
+      </w:r>
+      <w:r>
+        <w:br/>
+      </w:r>
+      <w:r>
+        <w:rPr>
+          <w:rStyle w:val="VerbatimChar"/>
+        </w:rPr>
+        <w:t xml:space="preserve">   each, and proposed a hybrid; I set up a 20-min call to walk through the data.</w:t>
+      </w:r>
+      <w:r>
+        <w:br/>
+      </w:r>
+      <w:r>
+        <w:rPr>
+          <w:rStyle w:val="VerbatimChar"/>
+        </w:rPr>
+        <w:t xml:space="preserve">R: We shipped on time; the hybrid cut failed payments ~30%. I learned to bring</w:t>
+      </w:r>
+      <w:r>
+        <w:br/>
+      </w:r>
+      <w:r>
+        <w:rPr>
+          <w:rStyle w:val="VerbatimChar"/>
+        </w:rPr>
+        <w:t xml:space="preserve">   data to a disagreement instead of opinions.</w:t>
       </w:r>
     </w:p>
     <w:p>
@@ -3025,16 +4578,28 @@
       </w:pPr>
       <w:r>
         <w:rPr>
-          <w:i/>
-          <w:iCs/>
-        </w:rPr>
-        <w:t xml:space="preserve">Walk me through how you’d approach an unfamiliar problem.</w:t>
-      </w:r>
-      <w:r>
-        <w:t xml:space="preserve"> </w:t>
-      </w:r>
-      <w:r>
-        <w:t xml:space="preserve">→ the framework.</w:t>
+          <w:b/>
+          <w:bCs/>
+        </w:rPr>
+        <w:t xml:space="preserve">Prepare ~8–10 stories</w:t>
+      </w:r>
+      <w:r>
+        <w:t xml:space="preserve"> </w:t>
+      </w:r>
+      <w:r>
+        <w:t xml:space="preserve">from real experience, each tagged to themes: conflict,</w:t>
+      </w:r>
+      <w:r>
+        <w:t xml:space="preserve"> </w:t>
+      </w:r>
+      <w:r>
+        <w:t xml:space="preserve">failure, leadership, ambiguity, tight deadline, disagreed-with-manager, biggest</w:t>
+      </w:r>
+      <w:r>
+        <w:t xml:space="preserve"> </w:t>
+      </w:r>
+      <w:r>
+        <w:t xml:space="preserve">achievement. One good story can answer several questions.</w:t>
       </w:r>
     </w:p>
     <w:p>
@@ -3047,16 +4612,63 @@
       </w:pPr>
       <w:r>
         <w:rPr>
-          <w:i/>
-          <w:iCs/>
-        </w:rPr>
-        <w:t xml:space="preserve">Give the brute force, then optimise.</w:t>
-      </w:r>
-      <w:r>
-        <w:t xml:space="preserve"> </w:t>
-      </w:r>
-      <w:r>
-        <w:t xml:space="preserve">→ always lead with brute + complexity.</w:t>
+          <w:b/>
+          <w:bCs/>
+        </w:rPr>
+        <w:t xml:space="preserve">Amazon specifically:</w:t>
+      </w:r>
+      <w:r>
+        <w:t xml:space="preserve"> </w:t>
+      </w:r>
+      <w:r>
+        <w:t xml:space="preserve">map each story to a</w:t>
+      </w:r>
+      <w:r>
+        <w:t xml:space="preserve"> </w:t>
+      </w:r>
+      <w:r>
+        <w:rPr>
+          <w:b/>
+          <w:bCs/>
+        </w:rPr>
+        <w:t xml:space="preserve">Leadership Principle</w:t>
+      </w:r>
+      <w:r>
+        <w:t xml:space="preserve"> </w:t>
+      </w:r>
+      <w:r>
+        <w:t xml:space="preserve">(Customer</w:t>
+      </w:r>
+      <w:r>
+        <w:t xml:space="preserve"> </w:t>
+      </w:r>
+      <w:r>
+        <w:t xml:space="preserve">Obsession, Ownership, Dive Deep, Bias for Action, …); state the outcome with</w:t>
+      </w:r>
+      <w:r>
+        <w:t xml:space="preserve"> </w:t>
+      </w:r>
+      <w:r>
+        <w:rPr>
+          <w:b/>
+          <w:bCs/>
+        </w:rPr>
+        <w:t xml:space="preserve">numbers</w:t>
+      </w:r>
+      <w:r>
+        <w:t xml:space="preserve">; expect follow-up</w:t>
+      </w:r>
+      <w:r>
+        <w:t xml:space="preserve"> </w:t>
+      </w:r>
+      <w:r>
+        <w:t xml:space="preserve">“dive deep”</w:t>
+      </w:r>
+      <w:r>
+        <w:t xml:space="preserve"> </w:t>
+      </w:r>
+      <w:r>
+        <w:t xml:space="preserve">questions, so know the details.</w:t>
       </w:r>
     </w:p>
     <w:p>
@@ -3069,58 +4681,175 @@
       </w:pPr>
       <w:r>
         <w:rPr>
+          <w:b/>
+          <w:bCs/>
+        </w:rPr>
+        <w:t xml:space="preserve">Common traps:</w:t>
+      </w:r>
+      <w:r>
+        <w:t xml:space="preserve"> </w:t>
+      </w:r>
+      <w:r>
+        <w:t xml:space="preserve">telling a team story in</w:t>
+      </w:r>
+      <w:r>
+        <w:t xml:space="preserve"> </w:t>
+      </w:r>
+      <w:r>
+        <w:t xml:space="preserve">“we”</w:t>
+      </w:r>
+      <w:r>
+        <w:t xml:space="preserve"> </w:t>
+      </w:r>
+      <w:r>
+        <w:t xml:space="preserve">(they score</w:t>
+      </w:r>
+      <w:r>
+        <w:t xml:space="preserve"> </w:t>
+      </w:r>
+      <w:r>
+        <w:rPr>
           <w:i/>
           <w:iCs/>
         </w:rPr>
-        <w:t xml:space="preserve">What’s the time/space complexity, and the trade-off?</w:t>
-      </w:r>
-      <w:r>
-        <w:t xml:space="preserve"> </w:t>
-      </w:r>
-      <w:r>
-        <w:t xml:space="preserve">→ state both, discuss.</w:t>
-      </w:r>
-    </w:p>
-    <w:p>
-      <w:pPr>
-        <w:pStyle w:val="Compact"/>
-        <w:numPr>
-          <w:ilvl w:val="0"/>
-          <w:numId w:val="1012"/>
-        </w:numPr>
-      </w:pPr>
+        <w:t xml:space="preserve">your</w:t>
+      </w:r>
+      <w:r>
+        <w:t xml:space="preserve"> </w:t>
+      </w:r>
+      <w:r>
+        <w:t xml:space="preserve">actions),</w:t>
+      </w:r>
+      <w:r>
+        <w:t xml:space="preserve"> </w:t>
+      </w:r>
+      <w:r>
+        <w:t xml:space="preserve">rambling with no result, or picking a fake weakness. Be specific and honest.</w:t>
+      </w:r>
+    </w:p>
+    <w:p>
+      <w:pPr>
+        <w:pStyle w:val="BlockText"/>
+      </w:pPr>
+      <w:r>
+        <w:rPr>
+          <w:b/>
+          <w:bCs/>
+        </w:rPr>
+        <w:t xml:space="preserve">Memory hook:</w:t>
+      </w:r>
+      <w:r>
+        <w:t xml:space="preserve"> </w:t>
+      </w:r>
+      <w:r>
+        <w:rPr>
+          <w:b/>
+          <w:bCs/>
+        </w:rPr>
+        <w:t xml:space="preserve">S</w:t>
+      </w:r>
+      <w:r>
+        <w:t xml:space="preserve">ituation,</w:t>
+      </w:r>
+      <w:r>
+        <w:t xml:space="preserve"> </w:t>
+      </w:r>
+      <w:r>
+        <w:rPr>
+          <w:b/>
+          <w:bCs/>
+        </w:rPr>
+        <w:t xml:space="preserve">T</w:t>
+      </w:r>
+      <w:r>
+        <w:t xml:space="preserve">ask,</w:t>
+      </w:r>
+      <w:r>
+        <w:t xml:space="preserve"> </w:t>
+      </w:r>
+      <w:r>
+        <w:rPr>
+          <w:b/>
+          <w:bCs/>
+        </w:rPr>
+        <w:t xml:space="preserve">A</w:t>
+      </w:r>
+      <w:r>
+        <w:t xml:space="preserve">ction,</w:t>
+      </w:r>
+      <w:r>
+        <w:t xml:space="preserve"> </w:t>
+      </w:r>
+      <w:r>
+        <w:rPr>
+          <w:b/>
+          <w:bCs/>
+        </w:rPr>
+        <w:t xml:space="preserve">R</w:t>
+      </w:r>
+      <w:r>
+        <w:t xml:space="preserve">esult — spend most of</w:t>
+      </w:r>
+      <w:r>
+        <w:t xml:space="preserve"> </w:t>
+      </w:r>
+      <w:r>
+        <w:t xml:space="preserve">your words on</w:t>
+      </w:r>
+      <w:r>
+        <w:t xml:space="preserve"> </w:t>
+      </w:r>
+      <w:r>
+        <w:rPr>
+          <w:b/>
+          <w:bCs/>
+        </w:rPr>
+        <w:t xml:space="preserve">A</w:t>
+      </w:r>
+      <w:r>
+        <w:t xml:space="preserve"> </w:t>
+      </w:r>
+      <w:r>
+        <w:t xml:space="preserve">(what</w:t>
+      </w:r>
+      <w:r>
+        <w:t xml:space="preserve"> </w:t>
+      </w:r>
       <w:r>
         <w:rPr>
           <w:i/>
           <w:iCs/>
         </w:rPr>
-        <w:t xml:space="preserve">(Amazon)</w:t>
-      </w:r>
-      <w:r>
-        <w:t xml:space="preserve"> </w:t>
-      </w:r>
-      <w:r>
-        <w:rPr>
-          <w:i/>
-          <w:iCs/>
-        </w:rPr>
-        <w:t xml:space="preserve">Tell me about a time you…</w:t>
-      </w:r>
-      <w:r>
-        <w:t xml:space="preserve"> </w:t>
-      </w:r>
-      <w:r>
-        <w:t xml:space="preserve">→ STAR story mapped to an LP.</w:t>
-      </w:r>
-    </w:p>
-    <w:bookmarkEnd w:id="29"/>
-    <w:bookmarkStart w:id="30" w:name="module-20-gate-sebi-rbi-isro-perspective"/>
-    <w:p>
-      <w:pPr>
-        <w:pStyle w:val="Heading2"/>
-      </w:pPr>
-      <w:r>
-        <w:t xml:space="preserve">Module 20 — GATE / SEBI / RBI / ISRO Perspective</w:t>
+        <w:t xml:space="preserve">I</w:t>
+      </w:r>
+      <w:r>
+        <w:t xml:space="preserve"> </w:t>
+      </w:r>
+      <w:r>
+        <w:t xml:space="preserve">did) and always land a</w:t>
+      </w:r>
+      <w:r>
+        <w:t xml:space="preserve"> </w:t>
+      </w:r>
+      <w:r>
+        <w:rPr>
+          <w:b/>
+          <w:bCs/>
+        </w:rPr>
+        <w:t xml:space="preserve">quantified R</w:t>
+      </w:r>
+      <w:r>
+        <w:t xml:space="preserve">.</w:t>
+      </w:r>
+    </w:p>
+    <w:bookmarkEnd w:id="28"/>
+    <w:bookmarkStart w:id="29" w:name="mcqs-6"/>
+    <w:p>
+      <w:pPr>
+        <w:pStyle w:val="Heading3"/>
+      </w:pPr>
+      <w:r>
+        <w:t xml:space="preserve">MCQs</w:t>
       </w:r>
     </w:p>
     <w:p>
@@ -3132,45 +4861,103 @@
         </w:numPr>
       </w:pPr>
       <w:r>
-        <w:t xml:space="preserve">Different format (MCQ/written), but the</w:t>
-      </w:r>
-      <w:r>
-        <w:t xml:space="preserve"> </w:t>
-      </w:r>
-      <w:r>
-        <w:rPr>
-          <w:b/>
-          <w:bCs/>
-        </w:rPr>
-        <w:t xml:space="preserve">pattern-recognition</w:t>
-      </w:r>
-      <w:r>
-        <w:t xml:space="preserve"> </w:t>
-      </w:r>
-      <w:r>
-        <w:t xml:space="preserve">and</w:t>
-      </w:r>
-      <w:r>
-        <w:t xml:space="preserve"> </w:t>
-      </w:r>
-      <w:r>
-        <w:rPr>
-          <w:b/>
-          <w:bCs/>
-        </w:rPr>
-        <w:t xml:space="preserve">complexity</w:t>
-      </w:r>
-      <w:r>
-        <w:t xml:space="preserve"> </w:t>
-      </w:r>
-      <w:r>
-        <w:t xml:space="preserve">reflexes transfer directly. For exams, prioritise the</w:t>
-      </w:r>
-      <w:r>
-        <w:t xml:space="preserve"> </w:t>
-      </w:r>
-      <w:r>
-        <w:t xml:space="preserve">module-by-module mastery (M1–M18) over interview-specific drills.</w:t>
+        <w:t xml:space="preserve">STAR stands for? →</w:t>
+      </w:r>
+      <w:r>
+        <w:t xml:space="preserve"> </w:t>
+      </w:r>
+      <w:r>
+        <w:rPr>
+          <w:b/>
+          <w:bCs/>
+        </w:rPr>
+        <w:t xml:space="preserve">Situation, Task, Action, Result</w:t>
+      </w:r>
+      <w:r>
+        <w:t xml:space="preserve">.</w:t>
+      </w:r>
+    </w:p>
+    <w:p>
+      <w:pPr>
+        <w:pStyle w:val="Compact"/>
+        <w:numPr>
+          <w:ilvl w:val="0"/>
+          <w:numId w:val="1013"/>
+        </w:numPr>
+      </w:pPr>
+      <w:r>
+        <w:t xml:space="preserve">Which part deserves the most detail? →</w:t>
+      </w:r>
+      <w:r>
+        <w:t xml:space="preserve"> </w:t>
+      </w:r>
+      <w:r>
+        <w:rPr>
+          <w:b/>
+          <w:bCs/>
+        </w:rPr>
+        <w:t xml:space="preserve">Action</w:t>
+      </w:r>
+      <w:r>
+        <w:t xml:space="preserve"> </w:t>
+      </w:r>
+      <w:r>
+        <w:t xml:space="preserve">(what</w:t>
+      </w:r>
+      <w:r>
+        <w:t xml:space="preserve"> </w:t>
+      </w:r>
+      <w:r>
+        <w:rPr>
+          <w:i/>
+          <w:iCs/>
+        </w:rPr>
+        <w:t xml:space="preserve">you</w:t>
+      </w:r>
+      <w:r>
+        <w:t xml:space="preserve"> </w:t>
+      </w:r>
+      <w:r>
+        <w:t xml:space="preserve">personally did).</w:t>
+      </w:r>
+    </w:p>
+    <w:p>
+      <w:pPr>
+        <w:pStyle w:val="Compact"/>
+        <w:numPr>
+          <w:ilvl w:val="0"/>
+          <w:numId w:val="1013"/>
+        </w:numPr>
+      </w:pPr>
+      <w:r>
+        <w:t xml:space="preserve">Amazon behavioral tip? →</w:t>
+      </w:r>
+      <w:r>
+        <w:t xml:space="preserve"> </w:t>
+      </w:r>
+      <w:r>
+        <w:rPr>
+          <w:b/>
+          <w:bCs/>
+        </w:rPr>
+        <w:t xml:space="preserve">map each story to a Leadership Principle + quantify</w:t>
+      </w:r>
+      <w:r>
+        <w:rPr>
+          <w:b/>
+          <w:bCs/>
+        </w:rPr>
+        <w:t xml:space="preserve"> </w:t>
+      </w:r>
+      <w:r>
+        <w:rPr>
+          <w:b/>
+          <w:bCs/>
+        </w:rPr>
+        <w:t xml:space="preserve">the result</w:t>
+      </w:r>
+      <w:r>
+        <w:t xml:space="preserve">.</w:t>
       </w:r>
     </w:p>
     <w:p>
@@ -3180,22 +4967,532 @@
         </w:pict>
       </w:r>
     </w:p>
-    <w:p>
-      <w:pPr>
-        <w:pStyle w:val="FirstParagraph"/>
-      </w:pPr>
+    <w:bookmarkEnd w:id="29"/>
+    <w:bookmarkEnd w:id="30"/>
+    <w:bookmarkStart w:id="34" w:name="a-realistic-study-plan"/>
+    <w:p>
+      <w:pPr>
+        <w:pStyle w:val="Heading2"/>
+      </w:pPr>
+      <w:r>
+        <w:t xml:space="preserve">20.5 A Realistic Study Plan</w:t>
+      </w:r>
+    </w:p>
+    <w:p>
+      <w:pPr>
+        <w:pStyle w:val="Compact"/>
+        <w:numPr>
+          <w:ilvl w:val="0"/>
+          <w:numId w:val="1014"/>
+        </w:numPr>
+      </w:pPr>
+      <w:r>
+        <w:rPr>
+          <w:b/>
+          <w:bCs/>
+        </w:rPr>
+        <w:t xml:space="preserve">Foundation (weeks 1–8):</w:t>
+      </w:r>
+      <w:r>
+        <w:t xml:space="preserve"> </w:t>
+      </w:r>
+      <w:r>
+        <w:t xml:space="preserve">learn patterns (this course M1–M14) + ~100 problems</w:t>
+      </w:r>
+      <w:r>
+        <w:t xml:space="preserve"> </w:t>
+      </w:r>
+      <w:r>
+        <w:t xml:space="preserve">across patterns.</w:t>
+      </w:r>
+    </w:p>
+    <w:p>
+      <w:pPr>
+        <w:pStyle w:val="Compact"/>
+        <w:numPr>
+          <w:ilvl w:val="0"/>
+          <w:numId w:val="1014"/>
+        </w:numPr>
+      </w:pPr>
+      <w:r>
+        <w:rPr>
+          <w:b/>
+          <w:bCs/>
+        </w:rPr>
+        <w:t xml:space="preserve">Volume (weeks 9–16):</w:t>
+      </w:r>
+      <w:r>
+        <w:t xml:space="preserve"> </w:t>
+      </w:r>
+      <w:r>
+        <w:t xml:space="preserve">Neetcode 150 / Blind 75; ~150–200 problems; redo missed</w:t>
+      </w:r>
+      <w:r>
+        <w:t xml:space="preserve"> </w:t>
+      </w:r>
+      <w:r>
+        <w:t xml:space="preserve">ones.</w:t>
+      </w:r>
+    </w:p>
+    <w:p>
+      <w:pPr>
+        <w:pStyle w:val="Compact"/>
+        <w:numPr>
+          <w:ilvl w:val="0"/>
+          <w:numId w:val="1014"/>
+        </w:numPr>
+      </w:pPr>
+      <w:r>
+        <w:rPr>
+          <w:b/>
+          <w:bCs/>
+        </w:rPr>
+        <w:t xml:space="preserve">Polish (weeks 17–24):</w:t>
+      </w:r>
+      <w:r>
+        <w:t xml:space="preserve"> </w:t>
+      </w:r>
+      <w:r>
+        <w:rPr>
+          <w:b/>
+          <w:bCs/>
+        </w:rPr>
+        <w:t xml:space="preserve">mock interviews</w:t>
+      </w:r>
+      <w:r>
+        <w:t xml:space="preserve"> </w:t>
+      </w:r>
+      <w:r>
+        <w:t xml:space="preserve">(Pramp/peers), company-tagged</w:t>
+      </w:r>
+      <w:r>
+        <w:t xml:space="preserve"> </w:t>
+      </w:r>
+      <w:r>
+        <w:t xml:space="preserve">problems, behavioral prep, system design (for senior).</w:t>
+      </w:r>
+    </w:p>
+    <w:p>
+      <w:pPr>
+        <w:pStyle w:val="Compact"/>
+        <w:numPr>
+          <w:ilvl w:val="0"/>
+          <w:numId w:val="1014"/>
+        </w:numPr>
+      </w:pPr>
+      <w:r>
+        <w:rPr>
+          <w:b/>
+          <w:bCs/>
+        </w:rPr>
+        <w:t xml:space="preserve">Daily:</w:t>
+      </w:r>
+      <w:r>
+        <w:t xml:space="preserve"> </w:t>
+      </w:r>
+      <w:r>
+        <w:t xml:space="preserve">2–4 problems, always</w:t>
+      </w:r>
+      <w:r>
+        <w:t xml:space="preserve"> </w:t>
+      </w:r>
+      <w:r>
+        <w:rPr>
+          <w:b/>
+          <w:bCs/>
+        </w:rPr>
+        <w:t xml:space="preserve">timed</w:t>
+      </w:r>
+      <w:r>
+        <w:t xml:space="preserve"> </w:t>
+      </w:r>
+      <w:r>
+        <w:t xml:space="preserve">(35–45 min), always</w:t>
+      </w:r>
+      <w:r>
+        <w:t xml:space="preserve"> </w:t>
+      </w:r>
+      <w:r>
+        <w:rPr>
+          <w:b/>
+          <w:bCs/>
+        </w:rPr>
+        <w:t xml:space="preserve">think-aloud</w:t>
+      </w:r>
+      <w:r>
+        <w:t xml:space="preserve">.</w:t>
+      </w:r>
+    </w:p>
+    <w:p>
+      <w:pPr>
+        <w:pStyle w:val="Compact"/>
+        <w:numPr>
+          <w:ilvl w:val="0"/>
+          <w:numId w:val="1014"/>
+        </w:numPr>
+      </w:pPr>
+      <w:r>
+        <w:rPr>
+          <w:b/>
+          <w:bCs/>
+        </w:rPr>
+        <w:t xml:space="preserve">Weakness log:</w:t>
+      </w:r>
+      <w:r>
+        <w:t xml:space="preserve"> </w:t>
+      </w:r>
+      <w:r>
+        <w:t xml:space="preserve">track every problem you missed and</w:t>
+      </w:r>
+      <w:r>
+        <w:t xml:space="preserve"> </w:t>
+      </w:r>
       <w:r>
         <w:rPr>
           <w:i/>
           <w:iCs/>
         </w:rPr>
-        <w:t xml:space="preserve">End of Module 20. Next: Module 21 — AI Engineering DSA (vector search, ANN,</w:t>
+        <w:t xml:space="preserve">why</w:t>
+      </w:r>
+      <w:r>
+        <w:t xml:space="preserve"> </w:t>
+      </w:r>
+      <w:r>
+        <w:t xml:space="preserve">(pattern? bug? edge</w:t>
+      </w:r>
+      <w:r>
+        <w:t xml:space="preserve"> </w:t>
+      </w:r>
+      <w:r>
+        <w:t xml:space="preserve">case?) and re-drill it.</w:t>
+      </w:r>
+    </w:p>
+    <w:p>
+      <w:pPr>
+        <w:pStyle w:val="BlockText"/>
+      </w:pPr>
+      <w:r>
+        <w:t xml:space="preserve">See the Excel</w:t>
+      </w:r>
+      <w:r>
+        <w:t xml:space="preserve"> </w:t>
+      </w:r>
+      <w:r>
+        <w:rPr>
+          <w:b/>
+          <w:bCs/>
+        </w:rPr>
+        <w:t xml:space="preserve">“6-Month Roadmap”</w:t>
+      </w:r>
+      <w:r>
+        <w:t xml:space="preserve"> </w:t>
+      </w:r>
+      <w:r>
+        <w:t xml:space="preserve">and</w:t>
+      </w:r>
+      <w:r>
+        <w:t xml:space="preserve"> </w:t>
+      </w:r>
+      <w:r>
+        <w:rPr>
+          <w:b/>
+          <w:bCs/>
+        </w:rPr>
+        <w:t xml:space="preserve">“Interview Roadmap”</w:t>
+      </w:r>
+      <w:r>
+        <w:t xml:space="preserve"> </w:t>
+      </w:r>
+      <w:r>
+        <w:t xml:space="preserve">tabs for the</w:t>
+      </w:r>
+      <w:r>
+        <w:t xml:space="preserve"> </w:t>
+      </w:r>
+      <w:r>
+        <w:t xml:space="preserve">week-by-week and company-by-company plans.</w:t>
+      </w:r>
+    </w:p>
+    <w:bookmarkStart w:id="31" w:name="mcqs-7"/>
+    <w:p>
+      <w:pPr>
+        <w:pStyle w:val="Heading3"/>
+      </w:pPr>
+      <w:r>
+        <w:t xml:space="preserve">MCQs</w:t>
+      </w:r>
+    </w:p>
+    <w:p>
+      <w:pPr>
+        <w:pStyle w:val="Compact"/>
+        <w:numPr>
+          <w:ilvl w:val="0"/>
+          <w:numId w:val="1015"/>
+        </w:numPr>
+      </w:pPr>
+      <w:r>
+        <w:t xml:space="preserve">Practice problems how? →</w:t>
+      </w:r>
+      <w:r>
+        <w:t xml:space="preserve"> </w:t>
+      </w:r>
+      <w:r>
+        <w:rPr>
+          <w:b/>
+          <w:bCs/>
+        </w:rPr>
+        <w:t xml:space="preserve">timed + think-aloud</w:t>
+      </w:r>
+      <w:r>
+        <w:t xml:space="preserve">.</w:t>
+      </w:r>
+    </w:p>
+    <w:p>
+      <w:pPr>
+        <w:pStyle w:val="Compact"/>
+        <w:numPr>
+          <w:ilvl w:val="0"/>
+          <w:numId w:val="1015"/>
+        </w:numPr>
+      </w:pPr>
+      <w:r>
+        <w:t xml:space="preserve">What to track? → a</w:t>
+      </w:r>
+      <w:r>
+        <w:t xml:space="preserve"> </w:t>
+      </w:r>
+      <w:r>
+        <w:rPr>
+          <w:b/>
+          <w:bCs/>
+        </w:rPr>
+        <w:t xml:space="preserve">weakness log</w:t>
+      </w:r>
+      <w:r>
+        <w:t xml:space="preserve"> </w:t>
+      </w:r>
+      <w:r>
+        <w:t xml:space="preserve">(what you missed and why).</w:t>
+      </w:r>
+    </w:p>
+    <w:p>
+      <w:pPr>
+        <w:pStyle w:val="Compact"/>
+        <w:numPr>
+          <w:ilvl w:val="0"/>
+          <w:numId w:val="1015"/>
+        </w:numPr>
+      </w:pPr>
+      <w:r>
+        <w:t xml:space="preserve">Senior rounds add? →</w:t>
+      </w:r>
+      <w:r>
+        <w:t xml:space="preserve"> </w:t>
+      </w:r>
+      <w:r>
+        <w:rPr>
+          <w:b/>
+          <w:bCs/>
+        </w:rPr>
+        <w:t xml:space="preserve">system design</w:t>
+      </w:r>
+      <w:r>
+        <w:t xml:space="preserve"> </w:t>
+      </w:r>
+      <w:r>
+        <w:t xml:space="preserve">+ behavioral.</w:t>
+      </w:r>
+    </w:p>
+    <w:bookmarkEnd w:id="31"/>
+    <w:bookmarkStart w:id="32" w:name="a-mock-interview-cadence"/>
+    <w:p>
+      <w:pPr>
+        <w:pStyle w:val="Heading3"/>
+      </w:pPr>
+      <w:r>
+        <w:t xml:space="preserve">20.5a Mock-interview cadence</w:t>
+      </w:r>
+    </w:p>
+    <w:p>
+      <w:pPr>
+        <w:pStyle w:val="FirstParagraph"/>
+      </w:pPr>
+      <w:r>
+        <w:t xml:space="preserve">Solving problems alone does not train the</w:t>
+      </w:r>
+      <w:r>
+        <w:t xml:space="preserve"> </w:t>
       </w:r>
       <w:r>
         <w:rPr>
           <w:i/>
           <w:iCs/>
         </w:rPr>
+        <w:t xml:space="preserve">interview</w:t>
+      </w:r>
+      <w:r>
+        <w:t xml:space="preserve"> </w:t>
+      </w:r>
+      <w:r>
+        <w:t xml:space="preserve">skill — talking while</w:t>
+      </w:r>
+      <w:r>
+        <w:t xml:space="preserve"> </w:t>
+      </w:r>
+      <w:r>
+        <w:t xml:space="preserve">solving, under a stranger’s eyes, does. Build mocks into the plan:</w:t>
+      </w:r>
+    </w:p>
+    <w:p>
+      <w:pPr>
+        <w:pStyle w:val="Compact"/>
+        <w:numPr>
+          <w:ilvl w:val="0"/>
+          <w:numId w:val="1016"/>
+        </w:numPr>
+      </w:pPr>
+      <w:r>
+        <w:rPr>
+          <w:b/>
+          <w:bCs/>
+        </w:rPr>
+        <w:t xml:space="preserve">When to start:</w:t>
+      </w:r>
+      <w:r>
+        <w:t xml:space="preserve"> </w:t>
+      </w:r>
+      <w:r>
+        <w:t xml:space="preserve">once you have covered the core patterns (≈ end of the Volume</w:t>
+      </w:r>
+      <w:r>
+        <w:t xml:space="preserve"> </w:t>
+      </w:r>
+      <w:r>
+        <w:t xml:space="preserve">phase). Mocks before that just expose gaps you already know about.</w:t>
+      </w:r>
+    </w:p>
+    <w:p>
+      <w:pPr>
+        <w:pStyle w:val="Compact"/>
+        <w:numPr>
+          <w:ilvl w:val="0"/>
+          <w:numId w:val="1016"/>
+        </w:numPr>
+      </w:pPr>
+      <w:r>
+        <w:rPr>
+          <w:b/>
+          <w:bCs/>
+        </w:rPr>
+        <w:t xml:space="preserve">Cadence:</w:t>
+      </w:r>
+      <w:r>
+        <w:t xml:space="preserve"> </w:t>
+      </w:r>
+      <w:r>
+        <w:rPr>
+          <w:b/>
+          <w:bCs/>
+        </w:rPr>
+        <w:t xml:space="preserve">1–2 mocks per week</w:t>
+      </w:r>
+      <w:r>
+        <w:t xml:space="preserve"> </w:t>
+      </w:r>
+      <w:r>
+        <w:t xml:space="preserve">in the Polish phase, ramping to</w:t>
+      </w:r>
+      <w:r>
+        <w:t xml:space="preserve"> </w:t>
+      </w:r>
+      <w:r>
+        <w:rPr>
+          <w:b/>
+          <w:bCs/>
+        </w:rPr>
+        <w:t xml:space="preserve">~3 per</w:t>
+      </w:r>
+      <w:r>
+        <w:rPr>
+          <w:b/>
+          <w:bCs/>
+        </w:rPr>
+        <w:t xml:space="preserve"> </w:t>
+      </w:r>
+      <w:r>
+        <w:rPr>
+          <w:b/>
+          <w:bCs/>
+        </w:rPr>
+        <w:t xml:space="preserve">week</w:t>
+      </w:r>
+      <w:r>
+        <w:t xml:space="preserve"> </w:t>
+      </w:r>
+      <w:r>
+        <w:t xml:space="preserve">in the last 2–3 weeks before real interviews. Fewer than one a week and</w:t>
+      </w:r>
+      <w:r>
+        <w:t xml:space="preserve"> </w:t>
+      </w:r>
+      <w:r>
+        <w:t xml:space="preserve">the nerves never fade.</w:t>
+      </w:r>
+    </w:p>
+    <w:p>
+      <w:pPr>
+        <w:pStyle w:val="Compact"/>
+        <w:numPr>
+          <w:ilvl w:val="0"/>
+          <w:numId w:val="1016"/>
+        </w:numPr>
+      </w:pPr>
+      <w:r>
+        <w:rPr>
+          <w:b/>
+          <w:bCs/>
+        </w:rPr>
+        <w:t xml:space="preserve">Where:</w:t>
+      </w:r>
+      <w:r>
+        <w:t xml:space="preserve"> </w:t>
+      </w:r>
+      <w:r>
+        <w:rPr>
+          <w:b/>
+          <w:bCs/>
+        </w:rPr>
+        <w:t xml:space="preserve">Pramp</w:t>
+      </w:r>
+      <w:r>
+        <w:t xml:space="preserve"> </w:t>
+      </w:r>
+      <w:r>
+        <w:t xml:space="preserve">/</w:t>
+      </w:r>
+      <w:r>
+        <w:t xml:space="preserve"> </w:t>
+      </w:r>
+      <w:r>
+        <w:rPr>
+          <w:b/>
+          <w:bCs/>
+        </w:rPr>
+        <w:t xml:space="preserve">interviewing.io</w:t>
+      </w:r>
+      <w:r>
+        <w:t xml:space="preserve"> </w:t>
+      </w:r>
+      <w:r>
+        <w:t xml:space="preserve">(peer or paid), or a study partner;</w:t>
+      </w:r>
+      <w:r>
+        <w:t xml:space="preserve"> </w:t>
+      </w:r>
+      <w:r>
+        <w:t xml:space="preserve">alternate being interviewer and interviewee —</w:t>
+      </w:r>
+      <w:r>
         <w:t xml:space="preserve"> </w:t>
       </w:r>
       <w:r>
@@ -3203,11 +5500,962 @@
           <w:i/>
           <w:iCs/>
         </w:rPr>
+        <w:t xml:space="preserve">giving</w:t>
+      </w:r>
+      <w:r>
+        <w:t xml:space="preserve"> </w:t>
+      </w:r>
+      <w:r>
+        <w:t xml:space="preserve">a mock sharpens your eye</w:t>
+      </w:r>
+      <w:r>
+        <w:t xml:space="preserve"> </w:t>
+      </w:r>
+      <w:r>
+        <w:t xml:space="preserve">for the scored signals.</w:t>
+      </w:r>
+    </w:p>
+    <w:p>
+      <w:pPr>
+        <w:pStyle w:val="Compact"/>
+        <w:numPr>
+          <w:ilvl w:val="0"/>
+          <w:numId w:val="1016"/>
+        </w:numPr>
+      </w:pPr>
+      <w:r>
+        <w:rPr>
+          <w:b/>
+          <w:bCs/>
+        </w:rPr>
+        <w:t xml:space="preserve">Make it realistic:</w:t>
+      </w:r>
+      <w:r>
+        <w:t xml:space="preserve"> </w:t>
+      </w:r>
+      <w:r>
+        <w:t xml:space="preserve">full 45-minute clock, think-aloud the whole time, a</w:t>
+      </w:r>
+      <w:r>
+        <w:t xml:space="preserve"> </w:t>
+      </w:r>
+      <w:r>
+        <w:t xml:space="preserve">shared editor with</w:t>
+      </w:r>
+      <w:r>
+        <w:t xml:space="preserve"> </w:t>
+      </w:r>
+      <w:r>
+        <w:rPr>
+          <w:b/>
+          <w:bCs/>
+        </w:rPr>
+        <w:t xml:space="preserve">no autocomplete/run</w:t>
+      </w:r>
+      <w:r>
+        <w:t xml:space="preserve"> </w:t>
+      </w:r>
+      <w:r>
+        <w:t xml:space="preserve">(whiteboard-like), camera on.</w:t>
+      </w:r>
+    </w:p>
+    <w:p>
+      <w:pPr>
+        <w:pStyle w:val="Compact"/>
+        <w:numPr>
+          <w:ilvl w:val="0"/>
+          <w:numId w:val="1016"/>
+        </w:numPr>
+      </w:pPr>
+      <w:r>
+        <w:rPr>
+          <w:b/>
+          <w:bCs/>
+        </w:rPr>
+        <w:t xml:space="preserve">Debrief every mock:</w:t>
+      </w:r>
+      <w:r>
+        <w:t xml:space="preserve"> </w:t>
+      </w:r>
+      <w:r>
+        <w:t xml:space="preserve">ask for one thing to keep and one to fix; log it in the</w:t>
+      </w:r>
+      <w:r>
+        <w:t xml:space="preserve"> </w:t>
+      </w:r>
+      <w:r>
+        <w:t xml:space="preserve">weakness log. Track your</w:t>
+      </w:r>
+      <w:r>
+        <w:t xml:space="preserve"> </w:t>
+      </w:r>
+      <w:r>
+        <w:rPr>
+          <w:b/>
+          <w:bCs/>
+        </w:rPr>
+        <w:t xml:space="preserve">communication</w:t>
+      </w:r>
+      <w:r>
+        <w:t xml:space="preserve"> </w:t>
+      </w:r>
+      <w:r>
+        <w:t xml:space="preserve">and</w:t>
+      </w:r>
+      <w:r>
+        <w:t xml:space="preserve"> </w:t>
+      </w:r>
+      <w:r>
+        <w:rPr>
+          <w:b/>
+          <w:bCs/>
+        </w:rPr>
+        <w:t xml:space="preserve">complexity-articulation</w:t>
+      </w:r>
+      <w:r>
+        <w:t xml:space="preserve">, not</w:t>
+      </w:r>
+      <w:r>
+        <w:t xml:space="preserve"> </w:t>
+      </w:r>
+      <w:r>
+        <w:t xml:space="preserve">just correctness.</w:t>
+      </w:r>
+    </w:p>
+    <w:p>
+      <w:pPr>
+        <w:pStyle w:val="Compact"/>
+        <w:numPr>
+          <w:ilvl w:val="0"/>
+          <w:numId w:val="1016"/>
+        </w:numPr>
+      </w:pPr>
+      <w:r>
+        <w:rPr>
+          <w:b/>
+          <w:bCs/>
+        </w:rPr>
+        <w:t xml:space="preserve">Include behavioral mocks</w:t>
+      </w:r>
+      <w:r>
+        <w:t xml:space="preserve"> </w:t>
+      </w:r>
+      <w:r>
+        <w:t xml:space="preserve">and, for senior roles,</w:t>
+      </w:r>
+      <w:r>
+        <w:t xml:space="preserve"> </w:t>
+      </w:r>
+      <w:r>
+        <w:rPr>
+          <w:b/>
+          <w:bCs/>
+        </w:rPr>
+        <w:t xml:space="preserve">system-design mocks</w:t>
+      </w:r>
+      <w:r>
+        <w:t xml:space="preserve"> </w:t>
+      </w:r>
+      <w:r>
+        <w:t xml:space="preserve">—</w:t>
+      </w:r>
+      <w:r>
+        <w:t xml:space="preserve"> </w:t>
+      </w:r>
+      <w:r>
+        <w:t xml:space="preserve">those rounds also need reps, not just reading.</w:t>
+      </w:r>
+    </w:p>
+    <w:p>
+      <w:pPr>
+        <w:pStyle w:val="BlockText"/>
+      </w:pPr>
+      <w:r>
+        <w:rPr>
+          <w:b/>
+          <w:bCs/>
+        </w:rPr>
+        <w:t xml:space="preserve">Memory hook:</w:t>
+      </w:r>
+      <w:r>
+        <w:t xml:space="preserve"> </w:t>
+      </w:r>
+      <w:r>
+        <w:t xml:space="preserve">you can’t cram the</w:t>
+      </w:r>
+      <w:r>
+        <w:t xml:space="preserve"> </w:t>
+      </w:r>
+      <w:r>
+        <w:rPr>
+          <w:i/>
+          <w:iCs/>
+        </w:rPr>
+        <w:t xml:space="preserve">performance</w:t>
+      </w:r>
+      <w:r>
+        <w:t xml:space="preserve">. Rehearse the room: real clock,</w:t>
+      </w:r>
+      <w:r>
+        <w:t xml:space="preserve"> </w:t>
+      </w:r>
+      <w:r>
+        <w:t xml:space="preserve">think-aloud, a human watching — then debrief and log.</w:t>
+      </w:r>
+    </w:p>
+    <w:bookmarkEnd w:id="32"/>
+    <w:bookmarkStart w:id="33" w:name="mcqs-8"/>
+    <w:p>
+      <w:pPr>
+        <w:pStyle w:val="Heading3"/>
+      </w:pPr>
+      <w:r>
+        <w:t xml:space="preserve">MCQs</w:t>
+      </w:r>
+    </w:p>
+    <w:p>
+      <w:pPr>
+        <w:pStyle w:val="Compact"/>
+        <w:numPr>
+          <w:ilvl w:val="0"/>
+          <w:numId w:val="1017"/>
+        </w:numPr>
+      </w:pPr>
+      <w:r>
+        <w:t xml:space="preserve">When should mocks begin? →</w:t>
+      </w:r>
+      <w:r>
+        <w:t xml:space="preserve"> </w:t>
+      </w:r>
+      <w:r>
+        <w:rPr>
+          <w:b/>
+          <w:bCs/>
+        </w:rPr>
+        <w:t xml:space="preserve">after core patterns are covered</w:t>
+      </w:r>
+      <w:r>
+        <w:t xml:space="preserve"> </w:t>
+      </w:r>
+      <w:r>
+        <w:t xml:space="preserve">(Polish phase).</w:t>
+      </w:r>
+    </w:p>
+    <w:p>
+      <w:pPr>
+        <w:pStyle w:val="Compact"/>
+        <w:numPr>
+          <w:ilvl w:val="0"/>
+          <w:numId w:val="1017"/>
+        </w:numPr>
+      </w:pPr>
+      <w:r>
+        <w:t xml:space="preserve">Mock cadence near interviews? →</w:t>
+      </w:r>
+      <w:r>
+        <w:t xml:space="preserve"> </w:t>
+      </w:r>
+      <w:r>
+        <w:rPr>
+          <w:b/>
+          <w:bCs/>
+        </w:rPr>
+        <w:t xml:space="preserve">~2–3 per week</w:t>
+      </w:r>
+      <w:r>
+        <w:t xml:space="preserve">.</w:t>
+      </w:r>
+    </w:p>
+    <w:p>
+      <w:pPr>
+        <w:pStyle w:val="Compact"/>
+        <w:numPr>
+          <w:ilvl w:val="0"/>
+          <w:numId w:val="1017"/>
+        </w:numPr>
+      </w:pPr>
+      <w:r>
+        <w:t xml:space="preserve">What to debrief after each mock? →</w:t>
+      </w:r>
+      <w:r>
+        <w:t xml:space="preserve"> </w:t>
+      </w:r>
+      <w:r>
+        <w:rPr>
+          <w:b/>
+          <w:bCs/>
+        </w:rPr>
+        <w:t xml:space="preserve">communication + complexity + one fix</w:t>
+      </w:r>
+      <w:r>
+        <w:t xml:space="preserve">,</w:t>
+      </w:r>
+      <w:r>
+        <w:t xml:space="preserve"> </w:t>
+      </w:r>
+      <w:r>
+        <w:t xml:space="preserve">logged.</w:t>
+      </w:r>
+    </w:p>
+    <w:p>
+      <w:r>
+        <w:pict>
+          <v:rect style="width:0;height:1.5pt" o:hralign="center" o:hrstd="t" o:hr="t"/>
+        </w:pict>
+      </w:r>
+    </w:p>
+    <w:bookmarkEnd w:id="33"/>
+    <w:bookmarkEnd w:id="34"/>
+    <w:bookmarkStart w:id="35" w:name="module-20-concept-review-one-page"/>
+    <w:p>
+      <w:pPr>
+        <w:pStyle w:val="Heading2"/>
+      </w:pPr>
+      <w:r>
+        <w:t xml:space="preserve">Module 20 — Concept Review (one page)</w:t>
+      </w:r>
+    </w:p>
+    <w:p>
+      <w:pPr>
+        <w:pStyle w:val="Compact"/>
+        <w:numPr>
+          <w:ilvl w:val="0"/>
+          <w:numId w:val="1018"/>
+        </w:numPr>
+      </w:pPr>
+      <w:r>
+        <w:rPr>
+          <w:b/>
+          <w:bCs/>
+        </w:rPr>
+        <w:t xml:space="preserve">Framework:</w:t>
+      </w:r>
+      <w:r>
+        <w:t xml:space="preserve"> </w:t>
+      </w:r>
+      <w:r>
+        <w:t xml:space="preserve">Clarify → Examples → Approach (brute force first) → Code → Test →</w:t>
+      </w:r>
+      <w:r>
+        <w:t xml:space="preserve"> </w:t>
+      </w:r>
+      <w:r>
+        <w:t xml:space="preserve">Complexity. Communication + complexity + edge cases are scored.</w:t>
+      </w:r>
+    </w:p>
+    <w:p>
+      <w:pPr>
+        <w:pStyle w:val="Compact"/>
+        <w:numPr>
+          <w:ilvl w:val="0"/>
+          <w:numId w:val="1018"/>
+        </w:numPr>
+      </w:pPr>
+      <w:r>
+        <w:rPr>
+          <w:b/>
+          <w:bCs/>
+        </w:rPr>
+        <w:t xml:space="preserve">Pattern map:</w:t>
+      </w:r>
+      <w:r>
+        <w:t xml:space="preserve"> </w:t>
+      </w:r>
+      <w:r>
+        <w:t xml:space="preserve">learn keyword → technique (binary search, sliding window, heap,</w:t>
+      </w:r>
+      <w:r>
+        <w:t xml:space="preserve"> </w:t>
+      </w:r>
+      <w:r>
+        <w:t xml:space="preserve">monotonic stack, backtracking, DP, graphs, hashmap, intervals, prefix sum).</w:t>
+      </w:r>
+    </w:p>
+    <w:p>
+      <w:pPr>
+        <w:pStyle w:val="Compact"/>
+        <w:numPr>
+          <w:ilvl w:val="0"/>
+          <w:numId w:val="1018"/>
+        </w:numPr>
+      </w:pPr>
+      <w:r>
+        <w:rPr>
+          <w:b/>
+          <w:bCs/>
+        </w:rPr>
+        <w:t xml:space="preserve">Lists:</w:t>
+      </w:r>
+      <w:r>
+        <w:t xml:space="preserve"> </w:t>
+      </w:r>
+      <w:r>
+        <w:t xml:space="preserve">Blind 75 (minimum), Neetcode 150 (structured), Grind (scheduled);</w:t>
+      </w:r>
+      <w:r>
+        <w:t xml:space="preserve"> </w:t>
+      </w:r>
+      <w:r>
+        <w:t xml:space="preserve">breadth → depth; track in the Excel Top-300 tab.</w:t>
+      </w:r>
+    </w:p>
+    <w:p>
+      <w:pPr>
+        <w:pStyle w:val="Compact"/>
+        <w:numPr>
+          <w:ilvl w:val="0"/>
+          <w:numId w:val="1018"/>
+        </w:numPr>
+      </w:pPr>
+      <w:r>
+        <w:rPr>
+          <w:b/>
+          <w:bCs/>
+        </w:rPr>
+        <w:t xml:space="preserve">Companies:</w:t>
+      </w:r>
+      <w:r>
+        <w:t xml:space="preserve"> </w:t>
+      </w:r>
+      <w:r>
+        <w:t xml:space="preserve">Google (optimal+clean), Meta (fast pace), Amazon (LP/STAR),</w:t>
+      </w:r>
+      <w:r>
+        <w:t xml:space="preserve"> </w:t>
+      </w:r>
+      <w:r>
+        <w:t xml:space="preserve">Microsoft (practical), AI labs (DSA+ML).</w:t>
+      </w:r>
+    </w:p>
+    <w:p>
+      <w:pPr>
+        <w:pStyle w:val="Compact"/>
+        <w:numPr>
+          <w:ilvl w:val="0"/>
+          <w:numId w:val="1018"/>
+        </w:numPr>
+      </w:pPr>
+      <w:r>
+        <w:rPr>
+          <w:b/>
+          <w:bCs/>
+        </w:rPr>
+        <w:t xml:space="preserve">Plan:</w:t>
+      </w:r>
+      <w:r>
+        <w:t xml:space="preserve"> </w:t>
+      </w:r>
+      <w:r>
+        <w:t xml:space="preserve">patterns → volume → mocks; daily timed think-aloud; keep a weakness</w:t>
+      </w:r>
+      <w:r>
+        <w:t xml:space="preserve"> </w:t>
+      </w:r>
+      <w:r>
+        <w:t xml:space="preserve">log.</w:t>
+      </w:r>
+    </w:p>
+    <w:bookmarkEnd w:id="35"/>
+    <w:bookmarkStart w:id="36" w:name="module-20-flash-cards"/>
+    <w:p>
+      <w:pPr>
+        <w:pStyle w:val="Heading2"/>
+      </w:pPr>
+      <w:r>
+        <w:t xml:space="preserve">Module 20 — Flash Cards</w:t>
+      </w:r>
+    </w:p>
+    <w:p>
+      <w:pPr>
+        <w:pStyle w:val="Compact"/>
+        <w:numPr>
+          <w:ilvl w:val="0"/>
+          <w:numId w:val="1019"/>
+        </w:numPr>
+      </w:pPr>
+      <w:r>
+        <w:t xml:space="preserve">Q: Steps before coding?</w:t>
+      </w:r>
+      <w:r>
+        <w:t xml:space="preserve"> </w:t>
+      </w:r>
+      <w:r>
+        <w:rPr>
+          <w:b/>
+          <w:bCs/>
+        </w:rPr>
+        <w:t xml:space="preserve">A: clarify, examples, approach (brute force first).</w:t>
+      </w:r>
+    </w:p>
+    <w:p>
+      <w:pPr>
+        <w:pStyle w:val="Compact"/>
+        <w:numPr>
+          <w:ilvl w:val="0"/>
+          <w:numId w:val="1019"/>
+        </w:numPr>
+      </w:pPr>
+      <w:r>
+        <w:t xml:space="preserve">Q: Top scored signal?</w:t>
+      </w:r>
+      <w:r>
+        <w:t xml:space="preserve"> </w:t>
+      </w:r>
+      <w:r>
+        <w:rPr>
+          <w:b/>
+          <w:bCs/>
+        </w:rPr>
+        <w:t xml:space="preserve">A: communication / think-aloud.</w:t>
+      </w:r>
+    </w:p>
+    <w:p>
+      <w:pPr>
+        <w:pStyle w:val="Compact"/>
+        <w:numPr>
+          <w:ilvl w:val="0"/>
+          <w:numId w:val="1019"/>
+        </w:numPr>
+      </w:pPr>
+      <w:r>
+        <w:t xml:space="preserve">Q: Best structured list?</w:t>
+      </w:r>
+      <w:r>
+        <w:t xml:space="preserve"> </w:t>
+      </w:r>
+      <w:r>
+        <w:rPr>
+          <w:b/>
+          <w:bCs/>
+        </w:rPr>
+        <w:t xml:space="preserve">A: Neetcode 150.</w:t>
+      </w:r>
+    </w:p>
+    <w:p>
+      <w:pPr>
+        <w:pStyle w:val="Compact"/>
+        <w:numPr>
+          <w:ilvl w:val="0"/>
+          <w:numId w:val="1019"/>
+        </w:numPr>
+      </w:pPr>
+      <w:r>
+        <w:t xml:space="preserve">Q: Amazon’s key round?</w:t>
+      </w:r>
+      <w:r>
+        <w:t xml:space="preserve"> </w:t>
+      </w:r>
+      <w:r>
+        <w:rPr>
+          <w:b/>
+          <w:bCs/>
+        </w:rPr>
+        <w:t xml:space="preserve">A: Leadership Principles (STAR).</w:t>
+      </w:r>
+    </w:p>
+    <w:p>
+      <w:pPr>
+        <w:pStyle w:val="Compact"/>
+        <w:numPr>
+          <w:ilvl w:val="0"/>
+          <w:numId w:val="1019"/>
+        </w:numPr>
+      </w:pPr>
+      <w:r>
+        <w:t xml:space="preserve">Q: Practice style?</w:t>
+      </w:r>
+      <w:r>
+        <w:t xml:space="preserve"> </w:t>
+      </w:r>
+      <w:r>
+        <w:rPr>
+          <w:b/>
+          <w:bCs/>
+        </w:rPr>
+        <w:t xml:space="preserve">A: timed + think-aloud + weakness log.</w:t>
+      </w:r>
+    </w:p>
+    <w:p>
+      <w:pPr>
+        <w:pStyle w:val="Compact"/>
+        <w:numPr>
+          <w:ilvl w:val="0"/>
+          <w:numId w:val="1019"/>
+        </w:numPr>
+      </w:pPr>
+      <w:r>
+        <w:t xml:space="preserve">Q: STAR = ?</w:t>
+      </w:r>
+      <w:r>
+        <w:t xml:space="preserve"> </w:t>
+      </w:r>
+      <w:r>
+        <w:rPr>
+          <w:b/>
+          <w:bCs/>
+        </w:rPr>
+        <w:t xml:space="preserve">A: Situation, Task, Action, Result (most detail on Action).</w:t>
+      </w:r>
+    </w:p>
+    <w:p>
+      <w:pPr>
+        <w:pStyle w:val="Compact"/>
+        <w:numPr>
+          <w:ilvl w:val="0"/>
+          <w:numId w:val="1019"/>
+        </w:numPr>
+      </w:pPr>
+      <w:r>
+        <w:t xml:space="preserve">Q: When stuck in an interview?</w:t>
+      </w:r>
+      <w:r>
+        <w:t xml:space="preserve"> </w:t>
+      </w:r>
+      <w:r>
+        <w:rPr>
+          <w:b/>
+          <w:bCs/>
+        </w:rPr>
+        <w:t xml:space="preserve">A: think aloud, shrink the problem, try the</w:t>
+      </w:r>
+      <w:r>
+        <w:rPr>
+          <w:b/>
+          <w:bCs/>
+        </w:rPr>
+        <w:t xml:space="preserve"> </w:t>
+      </w:r>
+      <w:r>
+        <w:rPr>
+          <w:b/>
+          <w:bCs/>
+        </w:rPr>
+        <w:t xml:space="preserve">pattern menu, take the hint.</w:t>
+      </w:r>
+    </w:p>
+    <w:p>
+      <w:pPr>
+        <w:pStyle w:val="Compact"/>
+        <w:numPr>
+          <w:ilvl w:val="0"/>
+          <w:numId w:val="1019"/>
+        </w:numPr>
+      </w:pPr>
+      <w:r>
+        <w:t xml:space="preserve">Q: Report your solution’s cost how?</w:t>
+      </w:r>
+      <w:r>
+        <w:t xml:space="preserve"> </w:t>
+      </w:r>
+      <w:r>
+        <w:rPr>
+          <w:b/>
+          <w:bCs/>
+        </w:rPr>
+        <w:t xml:space="preserve">A: time + space Big-O + the trade-off.</w:t>
+      </w:r>
+    </w:p>
+    <w:p>
+      <w:pPr>
+        <w:pStyle w:val="Compact"/>
+        <w:numPr>
+          <w:ilvl w:val="0"/>
+          <w:numId w:val="1019"/>
+        </w:numPr>
+      </w:pPr>
+      <w:r>
+        <w:t xml:space="preserve">Q: The top-6 patterns?</w:t>
+      </w:r>
+      <w:r>
+        <w:t xml:space="preserve"> </w:t>
+      </w:r>
+      <w:r>
+        <w:rPr>
+          <w:b/>
+          <w:bCs/>
+        </w:rPr>
+        <w:t xml:space="preserve">A: two pointers, sliding window, BFS/DFS, heap, binary</w:t>
+      </w:r>
+      <w:r>
+        <w:rPr>
+          <w:b/>
+          <w:bCs/>
+        </w:rPr>
+        <w:t xml:space="preserve"> </w:t>
+      </w:r>
+      <w:r>
+        <w:rPr>
+          <w:b/>
+          <w:bCs/>
+        </w:rPr>
+        <w:t xml:space="preserve">search, DP.</w:t>
+      </w:r>
+    </w:p>
+    <w:p>
+      <w:pPr>
+        <w:pStyle w:val="Compact"/>
+        <w:numPr>
+          <w:ilvl w:val="0"/>
+          <w:numId w:val="1019"/>
+        </w:numPr>
+      </w:pPr>
+      <w:r>
+        <w:t xml:space="preserve">Q: Mock-interview cadence near D-day?</w:t>
+      </w:r>
+      <w:r>
+        <w:t xml:space="preserve"> </w:t>
+      </w:r>
+      <w:r>
+        <w:rPr>
+          <w:b/>
+          <w:bCs/>
+        </w:rPr>
+        <w:t xml:space="preserve">A: ~2–3 per week, then debrief.</w:t>
+      </w:r>
+    </w:p>
+    <w:bookmarkEnd w:id="36"/>
+    <w:bookmarkStart w:id="37" w:name="module-20-pattern-recognition"/>
+    <w:p>
+      <w:pPr>
+        <w:pStyle w:val="Heading2"/>
+      </w:pPr>
+      <w:r>
+        <w:t xml:space="preserve">Module 20 — Pattern Recognition</w:t>
+      </w:r>
+    </w:p>
+    <w:p>
+      <w:pPr>
+        <w:pStyle w:val="FirstParagraph"/>
+      </w:pPr>
+      <w:r>
+        <w:t xml:space="preserve">(See §20.2 table — the master keyword→technique map. This</w:t>
+      </w:r>
+      <w:r>
+        <w:t xml:space="preserve"> </w:t>
+      </w:r>
+      <w:r>
+        <w:rPr>
+          <w:i/>
+          <w:iCs/>
+        </w:rPr>
+        <w:t xml:space="preserve">is</w:t>
+      </w:r>
+      <w:r>
+        <w:t xml:space="preserve"> </w:t>
+      </w:r>
+      <w:r>
+        <w:t xml:space="preserve">the interview</w:t>
+      </w:r>
+      <w:r>
+        <w:t xml:space="preserve"> </w:t>
+      </w:r>
+      <w:r>
+        <w:t xml:space="preserve">skill: classify the problem, then apply the right module.)</w:t>
+      </w:r>
+    </w:p>
+    <w:bookmarkEnd w:id="37"/>
+    <w:bookmarkStart w:id="38" w:name="module-20-interview-questions-meta-level"/>
+    <w:p>
+      <w:pPr>
+        <w:pStyle w:val="Heading2"/>
+      </w:pPr>
+      <w:r>
+        <w:t xml:space="preserve">Module 20 — Interview Questions (meta-level)</w:t>
+      </w:r>
+    </w:p>
+    <w:p>
+      <w:pPr>
+        <w:pStyle w:val="Compact"/>
+        <w:numPr>
+          <w:ilvl w:val="0"/>
+          <w:numId w:val="1020"/>
+        </w:numPr>
+      </w:pPr>
+      <w:r>
+        <w:rPr>
+          <w:i/>
+          <w:iCs/>
+        </w:rPr>
+        <w:t xml:space="preserve">Walk me through how you’d approach an unfamiliar problem.</w:t>
+      </w:r>
+      <w:r>
+        <w:t xml:space="preserve"> </w:t>
+      </w:r>
+      <w:r>
+        <w:t xml:space="preserve">→ the framework.</w:t>
+      </w:r>
+    </w:p>
+    <w:p>
+      <w:pPr>
+        <w:pStyle w:val="Compact"/>
+        <w:numPr>
+          <w:ilvl w:val="0"/>
+          <w:numId w:val="1020"/>
+        </w:numPr>
+      </w:pPr>
+      <w:r>
+        <w:rPr>
+          <w:i/>
+          <w:iCs/>
+        </w:rPr>
+        <w:t xml:space="preserve">Give the brute force, then optimise.</w:t>
+      </w:r>
+      <w:r>
+        <w:t xml:space="preserve"> </w:t>
+      </w:r>
+      <w:r>
+        <w:t xml:space="preserve">→ always lead with brute + complexity.</w:t>
+      </w:r>
+    </w:p>
+    <w:p>
+      <w:pPr>
+        <w:pStyle w:val="Compact"/>
+        <w:numPr>
+          <w:ilvl w:val="0"/>
+          <w:numId w:val="1020"/>
+        </w:numPr>
+      </w:pPr>
+      <w:r>
+        <w:rPr>
+          <w:i/>
+          <w:iCs/>
+        </w:rPr>
+        <w:t xml:space="preserve">What’s the time/space complexity, and the trade-off?</w:t>
+      </w:r>
+      <w:r>
+        <w:t xml:space="preserve"> </w:t>
+      </w:r>
+      <w:r>
+        <w:t xml:space="preserve">→ state both, discuss.</w:t>
+      </w:r>
+    </w:p>
+    <w:p>
+      <w:pPr>
+        <w:pStyle w:val="Compact"/>
+        <w:numPr>
+          <w:ilvl w:val="0"/>
+          <w:numId w:val="1020"/>
+        </w:numPr>
+      </w:pPr>
+      <w:r>
+        <w:rPr>
+          <w:i/>
+          <w:iCs/>
+        </w:rPr>
+        <w:t xml:space="preserve">(Amazon)</w:t>
+      </w:r>
+      <w:r>
+        <w:t xml:space="preserve"> </w:t>
+      </w:r>
+      <w:r>
+        <w:rPr>
+          <w:i/>
+          <w:iCs/>
+        </w:rPr>
+        <w:t xml:space="preserve">Tell me about a time you…</w:t>
+      </w:r>
+      <w:r>
+        <w:t xml:space="preserve"> </w:t>
+      </w:r>
+      <w:r>
+        <w:t xml:space="preserve">→ STAR story mapped to an LP.</w:t>
+      </w:r>
+    </w:p>
+    <w:bookmarkEnd w:id="38"/>
+    <w:bookmarkStart w:id="39" w:name="module-20-gate-sebi-rbi-isro-perspective"/>
+    <w:p>
+      <w:pPr>
+        <w:pStyle w:val="Heading2"/>
+      </w:pPr>
+      <w:r>
+        <w:t xml:space="preserve">Module 20 — GATE / SEBI / RBI / ISRO Perspective</w:t>
+      </w:r>
+    </w:p>
+    <w:p>
+      <w:pPr>
+        <w:pStyle w:val="Compact"/>
+        <w:numPr>
+          <w:ilvl w:val="0"/>
+          <w:numId w:val="1021"/>
+        </w:numPr>
+      </w:pPr>
+      <w:r>
+        <w:t xml:space="preserve">Different format (MCQ/written), but the</w:t>
+      </w:r>
+      <w:r>
+        <w:t xml:space="preserve"> </w:t>
+      </w:r>
+      <w:r>
+        <w:rPr>
+          <w:b/>
+          <w:bCs/>
+        </w:rPr>
+        <w:t xml:space="preserve">pattern-recognition</w:t>
+      </w:r>
+      <w:r>
+        <w:t xml:space="preserve"> </w:t>
+      </w:r>
+      <w:r>
+        <w:t xml:space="preserve">and</w:t>
+      </w:r>
+      <w:r>
+        <w:t xml:space="preserve"> </w:t>
+      </w:r>
+      <w:r>
+        <w:rPr>
+          <w:b/>
+          <w:bCs/>
+        </w:rPr>
+        <w:t xml:space="preserve">complexity</w:t>
+      </w:r>
+      <w:r>
+        <w:t xml:space="preserve"> </w:t>
+      </w:r>
+      <w:r>
+        <w:t xml:space="preserve">reflexes transfer directly. For exams, prioritise the</w:t>
+      </w:r>
+      <w:r>
+        <w:t xml:space="preserve"> </w:t>
+      </w:r>
+      <w:r>
+        <w:t xml:space="preserve">module-by-module mastery (M1–M18) over interview-specific drills.</w:t>
+      </w:r>
+    </w:p>
+    <w:p>
+      <w:r>
+        <w:pict>
+          <v:rect style="width:0;height:1.5pt" o:hralign="center" o:hrstd="t" o:hr="t"/>
+        </w:pict>
+      </w:r>
+    </w:p>
+    <w:p>
+      <w:pPr>
+        <w:pStyle w:val="FirstParagraph"/>
+      </w:pPr>
+      <w:r>
+        <w:rPr>
+          <w:i/>
+          <w:iCs/>
+        </w:rPr>
+        <w:t xml:space="preserve">End of Module 20. Next: Module 21 — AI Engineering DSA (vector search, ANN,</w:t>
+      </w:r>
+      <w:r>
+        <w:rPr>
+          <w:i/>
+          <w:iCs/>
+        </w:rPr>
+        <w:t xml:space="preserve"> </w:t>
+      </w:r>
+      <w:r>
+        <w:rPr>
+          <w:i/>
+          <w:iCs/>
+        </w:rPr>
         <w:t xml:space="preserve">HNSW/FAISS, beam search, tokenization, RAG) — with visuals.</w:t>
       </w:r>
     </w:p>
-    <w:bookmarkEnd w:id="30"/>
-    <w:bookmarkEnd w:id="31"/>
+    <w:bookmarkEnd w:id="39"/>
+    <w:bookmarkEnd w:id="40"/>
     <w:sectPr>
       <w:footnotePr>
         <w:numRestart w:val="eachSect"/>
@@ -3570,6 +6818,9 @@
     </w:lvlOverride>
   </w:num>
   <w:num w:numId="1003">
+    <w:abstractNumId w:val="991"/>
+  </w:num>
+  <w:num w:numId="1004">
     <w:abstractNumId w:val="99411"/>
     <w:lvlOverride w:ilvl="0">
       <w:startOverride w:val="1"/>
@@ -3598,9 +6849,6 @@
     <w:lvlOverride w:ilvl="8">
       <w:startOverride w:val="1"/>
     </w:lvlOverride>
-  </w:num>
-  <w:num w:numId="1004">
-    <w:abstractNumId w:val="991"/>
   </w:num>
   <w:num w:numId="1005">
     <w:abstractNumId w:val="99411"/>
@@ -3633,7 +6881,34 @@
     </w:lvlOverride>
   </w:num>
   <w:num w:numId="1006">
-    <w:abstractNumId w:val="991"/>
+    <w:abstractNumId w:val="99411"/>
+    <w:lvlOverride w:ilvl="0">
+      <w:startOverride w:val="1"/>
+    </w:lvlOverride>
+    <w:lvlOverride w:ilvl="1">
+      <w:startOverride w:val="1"/>
+    </w:lvlOverride>
+    <w:lvlOverride w:ilvl="2">
+      <w:startOverride w:val="1"/>
+    </w:lvlOverride>
+    <w:lvlOverride w:ilvl="3">
+      <w:startOverride w:val="1"/>
+    </w:lvlOverride>
+    <w:lvlOverride w:ilvl="4">
+      <w:startOverride w:val="1"/>
+    </w:lvlOverride>
+    <w:lvlOverride w:ilvl="5">
+      <w:startOverride w:val="1"/>
+    </w:lvlOverride>
+    <w:lvlOverride w:ilvl="6">
+      <w:startOverride w:val="1"/>
+    </w:lvlOverride>
+    <w:lvlOverride w:ilvl="7">
+      <w:startOverride w:val="1"/>
+    </w:lvlOverride>
+    <w:lvlOverride w:ilvl="8">
+      <w:startOverride w:val="1"/>
+    </w:lvlOverride>
   </w:num>
   <w:num w:numId="1007">
     <w:abstractNumId w:val="99411"/>
@@ -3702,9 +6977,39 @@
     <w:abstractNumId w:val="991"/>
   </w:num>
   <w:num w:numId="1011">
+    <w:abstractNumId w:val="99411"/>
+    <w:lvlOverride w:ilvl="0">
+      <w:startOverride w:val="1"/>
+    </w:lvlOverride>
+    <w:lvlOverride w:ilvl="1">
+      <w:startOverride w:val="1"/>
+    </w:lvlOverride>
+    <w:lvlOverride w:ilvl="2">
+      <w:startOverride w:val="1"/>
+    </w:lvlOverride>
+    <w:lvlOverride w:ilvl="3">
+      <w:startOverride w:val="1"/>
+    </w:lvlOverride>
+    <w:lvlOverride w:ilvl="4">
+      <w:startOverride w:val="1"/>
+    </w:lvlOverride>
+    <w:lvlOverride w:ilvl="5">
+      <w:startOverride w:val="1"/>
+    </w:lvlOverride>
+    <w:lvlOverride w:ilvl="6">
+      <w:startOverride w:val="1"/>
+    </w:lvlOverride>
+    <w:lvlOverride w:ilvl="7">
+      <w:startOverride w:val="1"/>
+    </w:lvlOverride>
+    <w:lvlOverride w:ilvl="8">
+      <w:startOverride w:val="1"/>
+    </w:lvlOverride>
+  </w:num>
+  <w:num w:numId="1012">
     <w:abstractNumId w:val="991"/>
   </w:num>
-  <w:num w:numId="1012">
+  <w:num w:numId="1013">
     <w:abstractNumId w:val="99411"/>
     <w:lvlOverride w:ilvl="0">
       <w:startOverride w:val="1"/>
@@ -3734,7 +7039,109 @@
       <w:startOverride w:val="1"/>
     </w:lvlOverride>
   </w:num>
-  <w:num w:numId="1013">
+  <w:num w:numId="1014">
+    <w:abstractNumId w:val="991"/>
+  </w:num>
+  <w:num w:numId="1015">
+    <w:abstractNumId w:val="99411"/>
+    <w:lvlOverride w:ilvl="0">
+      <w:startOverride w:val="1"/>
+    </w:lvlOverride>
+    <w:lvlOverride w:ilvl="1">
+      <w:startOverride w:val="1"/>
+    </w:lvlOverride>
+    <w:lvlOverride w:ilvl="2">
+      <w:startOverride w:val="1"/>
+    </w:lvlOverride>
+    <w:lvlOverride w:ilvl="3">
+      <w:startOverride w:val="1"/>
+    </w:lvlOverride>
+    <w:lvlOverride w:ilvl="4">
+      <w:startOverride w:val="1"/>
+    </w:lvlOverride>
+    <w:lvlOverride w:ilvl="5">
+      <w:startOverride w:val="1"/>
+    </w:lvlOverride>
+    <w:lvlOverride w:ilvl="6">
+      <w:startOverride w:val="1"/>
+    </w:lvlOverride>
+    <w:lvlOverride w:ilvl="7">
+      <w:startOverride w:val="1"/>
+    </w:lvlOverride>
+    <w:lvlOverride w:ilvl="8">
+      <w:startOverride w:val="1"/>
+    </w:lvlOverride>
+  </w:num>
+  <w:num w:numId="1016">
+    <w:abstractNumId w:val="991"/>
+  </w:num>
+  <w:num w:numId="1017">
+    <w:abstractNumId w:val="99411"/>
+    <w:lvlOverride w:ilvl="0">
+      <w:startOverride w:val="1"/>
+    </w:lvlOverride>
+    <w:lvlOverride w:ilvl="1">
+      <w:startOverride w:val="1"/>
+    </w:lvlOverride>
+    <w:lvlOverride w:ilvl="2">
+      <w:startOverride w:val="1"/>
+    </w:lvlOverride>
+    <w:lvlOverride w:ilvl="3">
+      <w:startOverride w:val="1"/>
+    </w:lvlOverride>
+    <w:lvlOverride w:ilvl="4">
+      <w:startOverride w:val="1"/>
+    </w:lvlOverride>
+    <w:lvlOverride w:ilvl="5">
+      <w:startOverride w:val="1"/>
+    </w:lvlOverride>
+    <w:lvlOverride w:ilvl="6">
+      <w:startOverride w:val="1"/>
+    </w:lvlOverride>
+    <w:lvlOverride w:ilvl="7">
+      <w:startOverride w:val="1"/>
+    </w:lvlOverride>
+    <w:lvlOverride w:ilvl="8">
+      <w:startOverride w:val="1"/>
+    </w:lvlOverride>
+  </w:num>
+  <w:num w:numId="1018">
+    <w:abstractNumId w:val="991"/>
+  </w:num>
+  <w:num w:numId="1019">
+    <w:abstractNumId w:val="991"/>
+  </w:num>
+  <w:num w:numId="1020">
+    <w:abstractNumId w:val="99411"/>
+    <w:lvlOverride w:ilvl="0">
+      <w:startOverride w:val="1"/>
+    </w:lvlOverride>
+    <w:lvlOverride w:ilvl="1">
+      <w:startOverride w:val="1"/>
+    </w:lvlOverride>
+    <w:lvlOverride w:ilvl="2">
+      <w:startOverride w:val="1"/>
+    </w:lvlOverride>
+    <w:lvlOverride w:ilvl="3">
+      <w:startOverride w:val="1"/>
+    </w:lvlOverride>
+    <w:lvlOverride w:ilvl="4">
+      <w:startOverride w:val="1"/>
+    </w:lvlOverride>
+    <w:lvlOverride w:ilvl="5">
+      <w:startOverride w:val="1"/>
+    </w:lvlOverride>
+    <w:lvlOverride w:ilvl="6">
+      <w:startOverride w:val="1"/>
+    </w:lvlOverride>
+    <w:lvlOverride w:ilvl="7">
+      <w:startOverride w:val="1"/>
+    </w:lvlOverride>
+    <w:lvlOverride w:ilvl="8">
+      <w:startOverride w:val="1"/>
+    </w:lvlOverride>
+  </w:num>
+  <w:num w:numId="1021">
     <w:abstractNumId w:val="991"/>
   </w:num>
 </w:numbering>

--- a/SITP/DSA-Notes/M20_FAANG_InterviewPrep.docx
+++ b/SITP/DSA-Notes/M20_FAANG_InterviewPrep.docx
@@ -7683,24 +7683,34 @@
   <w:style w:default="1" w:styleId="Table" w:type="table">
     <w:name w:val="Table"/>
     <w:basedOn w:val="TableNormal"/>
-    <w:semiHidden/>
-    <w:unhideWhenUsed/>
     <w:qFormat/>
     <w:tblPr>
       <w:tblInd w:type="dxa" w:w="0"/>
+      <w:tblBorders>
+        <w:top w:color="808080" w:space="0" w:sz="4" w:val="single"/>
+        <w:left w:color="808080" w:space="0" w:sz="4" w:val="single"/>
+        <w:bottom w:color="808080" w:space="0" w:sz="4" w:val="single"/>
+        <w:right w:color="808080" w:space="0" w:sz="4" w:val="single"/>
+        <w:insideH w:color="BFBFBF" w:space="0" w:sz="4" w:val="single"/>
+        <w:insideV w:color="BFBFBF" w:space="0" w:sz="4" w:val="single"/>
+      </w:tblBorders>
       <w:tblCellMar>
-        <w:top w:type="dxa" w:w="0"/>
+        <w:top w:type="dxa" w:w="40"/>
         <w:left w:type="dxa" w:w="108"/>
-        <w:bottom w:type="dxa" w:w="0"/>
+        <w:bottom w:type="dxa" w:w="40"/>
         <w:right w:type="dxa" w:w="108"/>
       </w:tblCellMar>
     </w:tblPr>
     <w:tblStylePr w:type="firstRow">
+      <w:rPr>
+        <w:b/>
+      </w:rPr>
       <w:tcPr>
+        <w:shd w:color="auto" w:fill="DDEBF7" w:val="clear"/>
         <w:tcBorders>
-          <w:bottom w:val="single"/>
+          <w:bottom w:color="1F4E78" w:space="0" w:sz="8" w:val="single"/>
         </w:tcBorders>
-        <w:vAlign w:val="bottom"/>
+        <w:vAlign w:val="center"/>
       </w:tcPr>
     </w:tblStylePr>
   </w:style>
